--- a/lessons/8-5/downloads/reveal/teacher/8.5-exit-tickets.docx
+++ b/lessons/8-5/downloads/reveal/teacher/8.5-exit-tickets.docx
@@ -4,6 +4,7 @@
   <w:body>
     <w:p>
       <w:pPr>
+        <w:pStyle w:val="Heading1"/>
         <w:tabs>
           <w:tab w:val="left" w:pos="5200"/>
           <w:tab w:val="right" w:leader="underscore" w:pos="9504"/>
@@ -34,7 +35,7 @@
         <w:rPr>
           <w:rFonts w:ascii="Avenir Next" w:hAnsi="Avenir Next" w:cs="Avenir Next" w:eastAsia="Avenir Next"/>
           <w:color w:val="1A1A1A"/>
-          <w:sz w:val="18"/>
+          <w:sz w:val="22"/>
           <w:szCs w:val="18"/>
         </w:rPr>
         <w:t xml:space="preserve">Name</w:t>
@@ -119,25 +120,25 @@
                 <w:rFonts w:ascii="Avenir Next" w:hAnsi="Avenir Next" w:cs="Avenir Next" w:eastAsia="Avenir Next"/>
                 <w:b/>
                 <w:color w:val="1A1A1A"/>
+                <w:sz w:val="22"/>
+                <w:szCs w:val="20"/>
+              </w:rPr>
+              <w:t xml:space="preserve">1.</w:t>
+            </w:r>
+            <w:r>
+              <w:rPr>
+                <w:rFonts w:ascii="Avenir Next" w:hAnsi="Avenir Next" w:cs="Avenir Next" w:eastAsia="Avenir Next"/>
+                <w:color w:val="1A1A1A"/>
                 <w:sz w:val="20"/>
                 <w:szCs w:val="20"/>
               </w:rPr>
-              <w:t xml:space="preserve">1.</w:t>
-            </w:r>
-            <w:r>
-              <w:rPr>
-                <w:rFonts w:ascii="Avenir Next" w:hAnsi="Avenir Next" w:cs="Avenir Next" w:eastAsia="Avenir Next"/>
-                <w:color w:val="1A1A1A"/>
-                <w:sz w:val="20"/>
-                <w:szCs w:val="20"/>
-              </w:rPr>
               <w:tab/>
             </w:r>
             <w:r>
               <w:rPr>
                 <w:rFonts w:ascii="Avenir Next" w:hAnsi="Avenir Next" w:cs="Avenir Next" w:eastAsia="Avenir Next"/>
                 <w:color w:val="1A1A1A"/>
-                <w:sz w:val="20"/>
+                <w:sz w:val="22"/>
                 <w:szCs w:val="20"/>
               </w:rPr>
               <w:t xml:space="preserve">Describe each graph: dot and arrow direction.</w:t>
@@ -192,18 +193,18 @@
                       <w:rFonts w:ascii="Avenir Next" w:hAnsi="Avenir Next" w:cs="Avenir Next" w:eastAsia="Avenir Next"/>
                       <w:b/>
                       <w:color w:val="003A70"/>
+                      <w:sz w:val="22"/>
+                      <w:szCs w:val="20"/>
+                    </w:rPr>
+                    <w:t xml:space="preserve">a.</w:t>
+                  </w:r>
+                  <w:r>
+                    <w:rPr>
+                      <w:rFonts w:ascii="Avenir Next" w:hAnsi="Avenir Next" w:cs="Avenir Next" w:eastAsia="Avenir Next"/>
+                      <w:color w:val="1A1A1A"/>
                       <w:sz w:val="20"/>
                       <w:szCs w:val="20"/>
                     </w:rPr>
-                    <w:t xml:space="preserve">a.</w:t>
-                  </w:r>
-                  <w:r>
-                    <w:rPr>
-                      <w:rFonts w:ascii="Avenir Next" w:hAnsi="Avenir Next" w:cs="Avenir Next" w:eastAsia="Avenir Next"/>
-                      <w:color w:val="1A1A1A"/>
-                      <w:sz w:val="20"/>
-                      <w:szCs w:val="20"/>
-                    </w:rPr>
                     <w:tab/>
                   </w:r>
                   <w:r>
@@ -211,7 +212,7 @@
                       <w:rFonts w:ascii="Avenir Next" w:hAnsi="Avenir Next" w:cs="Avenir Next" w:eastAsia="Avenir Next"/>
                       <w:i/>
                       <w:color w:val="1A1A1A"/>
-                      <w:sz w:val="20"/>
+                      <w:sz w:val="22"/>
                       <w:szCs w:val="20"/>
                     </w:rPr>
                     <w:t xml:space="preserve">x</w:t>
@@ -220,7 +221,7 @@
                     <w:rPr>
                       <w:rFonts w:ascii="Avenir Next" w:hAnsi="Avenir Next" w:cs="Avenir Next" w:eastAsia="Avenir Next"/>
                       <w:color w:val="1A1A1A"/>
-                      <w:sz w:val="20"/>
+                      <w:sz w:val="22"/>
                       <w:szCs w:val="20"/>
                     </w:rPr>
                     <w:t xml:space="preserve"> &gt; 3</w:t>
@@ -264,18 +265,18 @@
                       <w:rFonts w:ascii="Avenir Next" w:hAnsi="Avenir Next" w:cs="Avenir Next" w:eastAsia="Avenir Next"/>
                       <w:b/>
                       <w:color w:val="003A70"/>
+                      <w:sz w:val="22"/>
+                      <w:szCs w:val="20"/>
+                    </w:rPr>
+                    <w:t xml:space="preserve">b.</w:t>
+                  </w:r>
+                  <w:r>
+                    <w:rPr>
+                      <w:rFonts w:ascii="Avenir Next" w:hAnsi="Avenir Next" w:cs="Avenir Next" w:eastAsia="Avenir Next"/>
+                      <w:color w:val="1A1A1A"/>
                       <w:sz w:val="20"/>
                       <w:szCs w:val="20"/>
                     </w:rPr>
-                    <w:t xml:space="preserve">b.</w:t>
-                  </w:r>
-                  <w:r>
-                    <w:rPr>
-                      <w:rFonts w:ascii="Avenir Next" w:hAnsi="Avenir Next" w:cs="Avenir Next" w:eastAsia="Avenir Next"/>
-                      <w:color w:val="1A1A1A"/>
-                      <w:sz w:val="20"/>
-                      <w:szCs w:val="20"/>
-                    </w:rPr>
                     <w:tab/>
                   </w:r>
                   <w:r>
@@ -283,7 +284,7 @@
                       <w:rFonts w:ascii="Avenir Next" w:hAnsi="Avenir Next" w:cs="Avenir Next" w:eastAsia="Avenir Next"/>
                       <w:i/>
                       <w:color w:val="1A1A1A"/>
-                      <w:sz w:val="20"/>
+                      <w:sz w:val="22"/>
                       <w:szCs w:val="20"/>
                     </w:rPr>
                     <w:t xml:space="preserve">m</w:t>
@@ -292,7 +293,7 @@
                     <w:rPr>
                       <w:rFonts w:ascii="Avenir Next" w:hAnsi="Avenir Next" w:cs="Avenir Next" w:eastAsia="Avenir Next"/>
                       <w:color w:val="1A1A1A"/>
-                      <w:sz w:val="20"/>
+                      <w:sz w:val="22"/>
                       <w:szCs w:val="20"/>
                     </w:rPr>
                     <w:t xml:space="preserve"> ≤ −2</w:t>
@@ -385,18 +386,18 @@
                 <w:rFonts w:ascii="Avenir Next" w:hAnsi="Avenir Next" w:cs="Avenir Next" w:eastAsia="Avenir Next"/>
                 <w:b/>
                 <w:color w:val="1A1A1A"/>
+                <w:sz w:val="22"/>
+                <w:szCs w:val="20"/>
+              </w:rPr>
+              <w:t xml:space="preserve">2.</w:t>
+            </w:r>
+            <w:r>
+              <w:rPr>
+                <w:rFonts w:ascii="Avenir Next" w:hAnsi="Avenir Next" w:cs="Avenir Next" w:eastAsia="Avenir Next"/>
+                <w:color w:val="1A1A1A"/>
                 <w:sz w:val="20"/>
                 <w:szCs w:val="20"/>
               </w:rPr>
-              <w:t xml:space="preserve">2.</w:t>
-            </w:r>
-            <w:r>
-              <w:rPr>
-                <w:rFonts w:ascii="Avenir Next" w:hAnsi="Avenir Next" w:cs="Avenir Next" w:eastAsia="Avenir Next"/>
-                <w:color w:val="1A1A1A"/>
-                <w:sz w:val="20"/>
-                <w:szCs w:val="20"/>
-              </w:rPr>
               <w:tab/>
             </w:r>
             <w:r>
@@ -404,7 +405,7 @@
                 <w:rFonts w:ascii="Avenir Next" w:hAnsi="Avenir Next" w:cs="Avenir Next" w:eastAsia="Avenir Next"/>
                 <w:b/>
                 <w:color w:val="1A1A1A"/>
-                <w:sz w:val="20"/>
+                <w:sz w:val="22"/>
                 <w:szCs w:val="20"/>
               </w:rPr>
               <w:t xml:space="preserve">Snack Money.  </w:t>
@@ -413,7 +414,7 @@
               <w:rPr>
                 <w:rFonts w:ascii="Avenir Next" w:hAnsi="Avenir Next" w:cs="Avenir Next" w:eastAsia="Avenir Next"/>
                 <w:color w:val="1A1A1A"/>
-                <w:sz w:val="20"/>
+                <w:sz w:val="22"/>
                 <w:szCs w:val="20"/>
               </w:rPr>
               <w:t xml:space="preserve">A club may spend at most 40 dollars on snacks. Write an inequality using </w:t>
@@ -423,7 +424,7 @@
                 <w:rFonts w:ascii="Avenir Next" w:hAnsi="Avenir Next" w:cs="Avenir Next" w:eastAsia="Avenir Next"/>
                 <w:i/>
                 <w:color w:val="1A1A1A"/>
-                <w:sz w:val="20"/>
+                <w:sz w:val="22"/>
                 <w:szCs w:val="20"/>
               </w:rPr>
               <w:t xml:space="preserve">d</w:t>
@@ -432,7 +433,7 @@
               <w:rPr>
                 <w:rFonts w:ascii="Avenir Next" w:hAnsi="Avenir Next" w:cs="Avenir Next" w:eastAsia="Avenir Next"/>
                 <w:color w:val="1A1A1A"/>
-                <w:sz w:val="20"/>
+                <w:sz w:val="22"/>
                 <w:szCs w:val="20"/>
               </w:rPr>
               <w:t xml:space="preserve">. Then graph it.</w:t>
@@ -448,7 +449,7 @@
               <w:drawing>
                 <wp:inline distT="0" distB="0" distL="0" distR="0">
                   <wp:extent cx="4206240" cy="465690"/>
-                  <wp:docPr id="1" name="Figure 1"/>
+                  <wp:docPr id="1" name="Figure 1" descr="Number line from 30 to 50, ticks every 2."/>
                   <a:graphic xmlns:a="http://schemas.openxmlformats.org/drawingml/2006/main">
                     <a:graphicData uri="http://schemas.openxmlformats.org/drawingml/2006/picture">
                       <pic:pic xmlns:pic="http://schemas.openxmlformats.org/drawingml/2006/picture">
@@ -491,7 +492,7 @@
                 <w:rFonts w:ascii="Avenir Next" w:hAnsi="Avenir Next" w:cs="Avenir Next" w:eastAsia="Avenir Next"/>
                 <w:b/>
                 <w:color w:val="1A1A1A"/>
-                <w:sz w:val="18"/>
+                <w:sz w:val="22"/>
                 <w:szCs w:val="18"/>
               </w:rPr>
               <w:t xml:space="preserve">Inequality</w:t>
@@ -566,25 +567,25 @@
                 <w:rFonts w:ascii="Avenir Next" w:hAnsi="Avenir Next" w:cs="Avenir Next" w:eastAsia="Avenir Next"/>
                 <w:b/>
                 <w:color w:val="1A1A1A"/>
+                <w:sz w:val="22"/>
+                <w:szCs w:val="20"/>
+              </w:rPr>
+              <w:t xml:space="preserve">3.</w:t>
+            </w:r>
+            <w:r>
+              <w:rPr>
+                <w:rFonts w:ascii="Avenir Next" w:hAnsi="Avenir Next" w:cs="Avenir Next" w:eastAsia="Avenir Next"/>
+                <w:color w:val="1A1A1A"/>
                 <w:sz w:val="20"/>
                 <w:szCs w:val="20"/>
               </w:rPr>
-              <w:t xml:space="preserve">3.</w:t>
-            </w:r>
-            <w:r>
-              <w:rPr>
-                <w:rFonts w:ascii="Avenir Next" w:hAnsi="Avenir Next" w:cs="Avenir Next" w:eastAsia="Avenir Next"/>
-                <w:color w:val="1A1A1A"/>
-                <w:sz w:val="20"/>
-                <w:szCs w:val="20"/>
-              </w:rPr>
               <w:tab/>
             </w:r>
             <w:r>
               <w:rPr>
                 <w:rFonts w:ascii="Avenir Next" w:hAnsi="Avenir Next" w:cs="Avenir Next" w:eastAsia="Avenir Next"/>
                 <w:color w:val="1A1A1A"/>
-                <w:sz w:val="20"/>
+                <w:sz w:val="22"/>
                 <w:szCs w:val="20"/>
               </w:rPr>
               <w:t xml:space="preserve">Which inequality matches an open dot at 5 with an arrow pointing left?</w:t>
@@ -640,18 +641,18 @@
                       <w:rFonts w:ascii="Avenir Next" w:hAnsi="Avenir Next" w:cs="Avenir Next" w:eastAsia="Avenir Next"/>
                       <w:b/>
                       <w:color w:val="003A70"/>
+                      <w:sz w:val="22"/>
+                      <w:szCs w:val="19"/>
+                    </w:rPr>
+                    <w:t xml:space="preserve">A</w:t>
+                  </w:r>
+                  <w:r>
+                    <w:rPr>
+                      <w:rFonts w:ascii="Avenir Next" w:hAnsi="Avenir Next" w:cs="Avenir Next" w:eastAsia="Avenir Next"/>
+                      <w:color w:val="1A1A1A"/>
                       <w:sz w:val="19"/>
                       <w:szCs w:val="19"/>
                     </w:rPr>
-                    <w:t xml:space="preserve">A</w:t>
-                  </w:r>
-                  <w:r>
-                    <w:rPr>
-                      <w:rFonts w:ascii="Avenir Next" w:hAnsi="Avenir Next" w:cs="Avenir Next" w:eastAsia="Avenir Next"/>
-                      <w:color w:val="1A1A1A"/>
-                      <w:sz w:val="19"/>
-                      <w:szCs w:val="19"/>
-                    </w:rPr>
                     <w:tab/>
                   </w:r>
                   <w:r>
@@ -659,7 +660,7 @@
                       <w:rFonts w:ascii="Avenir Next" w:hAnsi="Avenir Next" w:cs="Avenir Next" w:eastAsia="Avenir Next"/>
                       <w:i/>
                       <w:color w:val="1A1A1A"/>
-                      <w:sz w:val="19"/>
+                      <w:sz w:val="22"/>
                       <w:szCs w:val="19"/>
                     </w:rPr>
                     <w:t xml:space="preserve">x</w:t>
@@ -668,7 +669,7 @@
                     <w:rPr>
                       <w:rFonts w:ascii="Avenir Next" w:hAnsi="Avenir Next" w:cs="Avenir Next" w:eastAsia="Avenir Next"/>
                       <w:color w:val="1A1A1A"/>
-                      <w:sz w:val="19"/>
+                      <w:sz w:val="22"/>
                       <w:szCs w:val="19"/>
                     </w:rPr>
                     <w:t xml:space="preserve"> ≤ 5</w:t>
@@ -693,18 +694,18 @@
                       <w:rFonts w:ascii="Avenir Next" w:hAnsi="Avenir Next" w:cs="Avenir Next" w:eastAsia="Avenir Next"/>
                       <w:b/>
                       <w:color w:val="003A70"/>
+                      <w:sz w:val="22"/>
+                      <w:szCs w:val="19"/>
+                    </w:rPr>
+                    <w:t xml:space="preserve">B</w:t>
+                  </w:r>
+                  <w:r>
+                    <w:rPr>
+                      <w:rFonts w:ascii="Avenir Next" w:hAnsi="Avenir Next" w:cs="Avenir Next" w:eastAsia="Avenir Next"/>
+                      <w:color w:val="1A1A1A"/>
                       <w:sz w:val="19"/>
                       <w:szCs w:val="19"/>
                     </w:rPr>
-                    <w:t xml:space="preserve">B</w:t>
-                  </w:r>
-                  <w:r>
-                    <w:rPr>
-                      <w:rFonts w:ascii="Avenir Next" w:hAnsi="Avenir Next" w:cs="Avenir Next" w:eastAsia="Avenir Next"/>
-                      <w:color w:val="1A1A1A"/>
-                      <w:sz w:val="19"/>
-                      <w:szCs w:val="19"/>
-                    </w:rPr>
                     <w:tab/>
                   </w:r>
                   <w:r>
@@ -712,7 +713,7 @@
                       <w:rFonts w:ascii="Avenir Next" w:hAnsi="Avenir Next" w:cs="Avenir Next" w:eastAsia="Avenir Next"/>
                       <w:i/>
                       <w:color w:val="1A1A1A"/>
-                      <w:sz w:val="19"/>
+                      <w:sz w:val="22"/>
                       <w:szCs w:val="19"/>
                     </w:rPr>
                     <w:t xml:space="preserve">x</w:t>
@@ -721,7 +722,7 @@
                     <w:rPr>
                       <w:rFonts w:ascii="Avenir Next" w:hAnsi="Avenir Next" w:cs="Avenir Next" w:eastAsia="Avenir Next"/>
                       <w:color w:val="1A1A1A"/>
-                      <w:sz w:val="19"/>
+                      <w:sz w:val="22"/>
                       <w:szCs w:val="19"/>
                     </w:rPr>
                     <w:t xml:space="preserve"> &gt; 5</w:t>
@@ -746,18 +747,18 @@
                       <w:rFonts w:ascii="Avenir Next" w:hAnsi="Avenir Next" w:cs="Avenir Next" w:eastAsia="Avenir Next"/>
                       <w:b/>
                       <w:color w:val="003A70"/>
+                      <w:sz w:val="22"/>
+                      <w:szCs w:val="19"/>
+                    </w:rPr>
+                    <w:t xml:space="preserve">C</w:t>
+                  </w:r>
+                  <w:r>
+                    <w:rPr>
+                      <w:rFonts w:ascii="Avenir Next" w:hAnsi="Avenir Next" w:cs="Avenir Next" w:eastAsia="Avenir Next"/>
+                      <w:color w:val="1A1A1A"/>
                       <w:sz w:val="19"/>
                       <w:szCs w:val="19"/>
                     </w:rPr>
-                    <w:t xml:space="preserve">C</w:t>
-                  </w:r>
-                  <w:r>
-                    <w:rPr>
-                      <w:rFonts w:ascii="Avenir Next" w:hAnsi="Avenir Next" w:cs="Avenir Next" w:eastAsia="Avenir Next"/>
-                      <w:color w:val="1A1A1A"/>
-                      <w:sz w:val="19"/>
-                      <w:szCs w:val="19"/>
-                    </w:rPr>
                     <w:tab/>
                   </w:r>
                   <w:r>
@@ -765,7 +766,7 @@
                       <w:rFonts w:ascii="Avenir Next" w:hAnsi="Avenir Next" w:cs="Avenir Next" w:eastAsia="Avenir Next"/>
                       <w:i/>
                       <w:color w:val="1A1A1A"/>
-                      <w:sz w:val="19"/>
+                      <w:sz w:val="22"/>
                       <w:szCs w:val="19"/>
                     </w:rPr>
                     <w:t xml:space="preserve">x</w:t>
@@ -774,7 +775,7 @@
                     <w:rPr>
                       <w:rFonts w:ascii="Avenir Next" w:hAnsi="Avenir Next" w:cs="Avenir Next" w:eastAsia="Avenir Next"/>
                       <w:color w:val="1A1A1A"/>
-                      <w:sz w:val="19"/>
+                      <w:sz w:val="22"/>
                       <w:szCs w:val="19"/>
                     </w:rPr>
                     <w:t xml:space="preserve"> &lt; 5</w:t>
@@ -799,18 +800,18 @@
                       <w:rFonts w:ascii="Avenir Next" w:hAnsi="Avenir Next" w:cs="Avenir Next" w:eastAsia="Avenir Next"/>
                       <w:b/>
                       <w:color w:val="003A70"/>
+                      <w:sz w:val="22"/>
+                      <w:szCs w:val="19"/>
+                    </w:rPr>
+                    <w:t xml:space="preserve">D</w:t>
+                  </w:r>
+                  <w:r>
+                    <w:rPr>
+                      <w:rFonts w:ascii="Avenir Next" w:hAnsi="Avenir Next" w:cs="Avenir Next" w:eastAsia="Avenir Next"/>
+                      <w:color w:val="1A1A1A"/>
                       <w:sz w:val="19"/>
                       <w:szCs w:val="19"/>
                     </w:rPr>
-                    <w:t xml:space="preserve">D</w:t>
-                  </w:r>
-                  <w:r>
-                    <w:rPr>
-                      <w:rFonts w:ascii="Avenir Next" w:hAnsi="Avenir Next" w:cs="Avenir Next" w:eastAsia="Avenir Next"/>
-                      <w:color w:val="1A1A1A"/>
-                      <w:sz w:val="19"/>
-                      <w:szCs w:val="19"/>
-                    </w:rPr>
                     <w:tab/>
                   </w:r>
                   <w:r>
@@ -818,7 +819,7 @@
                       <w:rFonts w:ascii="Avenir Next" w:hAnsi="Avenir Next" w:cs="Avenir Next" w:eastAsia="Avenir Next"/>
                       <w:i/>
                       <w:color w:val="1A1A1A"/>
-                      <w:sz w:val="19"/>
+                      <w:sz w:val="22"/>
                       <w:szCs w:val="19"/>
                     </w:rPr>
                     <w:t xml:space="preserve">x</w:t>
@@ -827,7 +828,7 @@
                     <w:rPr>
                       <w:rFonts w:ascii="Avenir Next" w:hAnsi="Avenir Next" w:cs="Avenir Next" w:eastAsia="Avenir Next"/>
                       <w:color w:val="1A1A1A"/>
-                      <w:sz w:val="19"/>
+                      <w:sz w:val="22"/>
                       <w:szCs w:val="19"/>
                     </w:rPr>
                     <w:t xml:space="preserve"> ≥ 5</w:t>
@@ -877,7 +878,7 @@
         <w:rPr>
           <w:rFonts w:ascii="Avenir Next" w:hAnsi="Avenir Next" w:cs="Avenir Next" w:eastAsia="Avenir Next"/>
           <w:color w:val="1A1A1A"/>
-          <w:sz w:val="17"/>
+          <w:sz w:val="22"/>
           <w:szCs w:val="17"/>
         </w:rPr>
         <w:t xml:space="preserve">  I got it</w:t>
@@ -895,7 +896,7 @@
         <w:rPr>
           <w:rFonts w:ascii="Avenir Next" w:hAnsi="Avenir Next" w:cs="Avenir Next" w:eastAsia="Avenir Next"/>
           <w:color w:val="1A1A1A"/>
-          <w:sz w:val="17"/>
+          <w:sz w:val="22"/>
           <w:szCs w:val="17"/>
         </w:rPr>
         <w:t xml:space="preserve">  Almost</w:t>
@@ -913,7 +914,7 @@
         <w:rPr>
           <w:rFonts w:ascii="Avenir Next" w:hAnsi="Avenir Next" w:cs="Avenir Next" w:eastAsia="Avenir Next"/>
           <w:color w:val="1A1A1A"/>
-          <w:sz w:val="17"/>
+          <w:sz w:val="22"/>
           <w:szCs w:val="17"/>
         </w:rPr>
         <w:t xml:space="preserve">  I need help</w:t>
@@ -970,7 +971,7 @@
         <w:rPr>
           <w:rFonts w:ascii="Avenir Next" w:hAnsi="Avenir Next" w:cs="Avenir Next" w:eastAsia="Avenir Next"/>
           <w:color w:val="1A1A1A"/>
-          <w:sz w:val="18"/>
+          <w:sz w:val="22"/>
           <w:szCs w:val="18"/>
         </w:rPr>
         <w:t xml:space="preserve">Name</w:t>
@@ -1055,25 +1056,25 @@
                 <w:rFonts w:ascii="Avenir Next" w:hAnsi="Avenir Next" w:cs="Avenir Next" w:eastAsia="Avenir Next"/>
                 <w:b/>
                 <w:color w:val="1A1A1A"/>
+                <w:sz w:val="22"/>
+                <w:szCs w:val="20"/>
+              </w:rPr>
+              <w:t xml:space="preserve">1.</w:t>
+            </w:r>
+            <w:r>
+              <w:rPr>
+                <w:rFonts w:ascii="Avenir Next" w:hAnsi="Avenir Next" w:cs="Avenir Next" w:eastAsia="Avenir Next"/>
+                <w:color w:val="1A1A1A"/>
                 <w:sz w:val="20"/>
                 <w:szCs w:val="20"/>
               </w:rPr>
-              <w:t xml:space="preserve">1.</w:t>
-            </w:r>
-            <w:r>
-              <w:rPr>
-                <w:rFonts w:ascii="Avenir Next" w:hAnsi="Avenir Next" w:cs="Avenir Next" w:eastAsia="Avenir Next"/>
-                <w:color w:val="1A1A1A"/>
-                <w:sz w:val="20"/>
-                <w:szCs w:val="20"/>
-              </w:rPr>
               <w:tab/>
             </w:r>
             <w:r>
               <w:rPr>
                 <w:rFonts w:ascii="Avenir Next" w:hAnsi="Avenir Next" w:cs="Avenir Next" w:eastAsia="Avenir Next"/>
                 <w:color w:val="1A1A1A"/>
-                <w:sz w:val="20"/>
+                <w:sz w:val="22"/>
                 <w:szCs w:val="20"/>
               </w:rPr>
               <w:t xml:space="preserve">Describe each graph: dot and arrow direction.</w:t>
@@ -1128,18 +1129,18 @@
                       <w:rFonts w:ascii="Avenir Next" w:hAnsi="Avenir Next" w:cs="Avenir Next" w:eastAsia="Avenir Next"/>
                       <w:b/>
                       <w:color w:val="003A70"/>
+                      <w:sz w:val="22"/>
+                      <w:szCs w:val="20"/>
+                    </w:rPr>
+                    <w:t xml:space="preserve">a.</w:t>
+                  </w:r>
+                  <w:r>
+                    <w:rPr>
+                      <w:rFonts w:ascii="Avenir Next" w:hAnsi="Avenir Next" w:cs="Avenir Next" w:eastAsia="Avenir Next"/>
+                      <w:color w:val="1A1A1A"/>
                       <w:sz w:val="20"/>
                       <w:szCs w:val="20"/>
                     </w:rPr>
-                    <w:t xml:space="preserve">a.</w:t>
-                  </w:r>
-                  <w:r>
-                    <w:rPr>
-                      <w:rFonts w:ascii="Avenir Next" w:hAnsi="Avenir Next" w:cs="Avenir Next" w:eastAsia="Avenir Next"/>
-                      <w:color w:val="1A1A1A"/>
-                      <w:sz w:val="20"/>
-                      <w:szCs w:val="20"/>
-                    </w:rPr>
                     <w:tab/>
                   </w:r>
                   <w:r>
@@ -1147,7 +1148,7 @@
                       <w:rFonts w:ascii="Avenir Next" w:hAnsi="Avenir Next" w:cs="Avenir Next" w:eastAsia="Avenir Next"/>
                       <w:i/>
                       <w:color w:val="1A1A1A"/>
-                      <w:sz w:val="20"/>
+                      <w:sz w:val="22"/>
                       <w:szCs w:val="20"/>
                     </w:rPr>
                     <w:t xml:space="preserve">x</w:t>
@@ -1156,7 +1157,7 @@
                     <w:rPr>
                       <w:rFonts w:ascii="Avenir Next" w:hAnsi="Avenir Next" w:cs="Avenir Next" w:eastAsia="Avenir Next"/>
                       <w:color w:val="1A1A1A"/>
-                      <w:sz w:val="20"/>
+                      <w:sz w:val="22"/>
                       <w:szCs w:val="20"/>
                     </w:rPr>
                     <w:t xml:space="preserve"> &gt; 3</w:t>
@@ -1200,18 +1201,18 @@
                       <w:rFonts w:ascii="Avenir Next" w:hAnsi="Avenir Next" w:cs="Avenir Next" w:eastAsia="Avenir Next"/>
                       <w:b/>
                       <w:color w:val="003A70"/>
+                      <w:sz w:val="22"/>
+                      <w:szCs w:val="20"/>
+                    </w:rPr>
+                    <w:t xml:space="preserve">b.</w:t>
+                  </w:r>
+                  <w:r>
+                    <w:rPr>
+                      <w:rFonts w:ascii="Avenir Next" w:hAnsi="Avenir Next" w:cs="Avenir Next" w:eastAsia="Avenir Next"/>
+                      <w:color w:val="1A1A1A"/>
                       <w:sz w:val="20"/>
                       <w:szCs w:val="20"/>
                     </w:rPr>
-                    <w:t xml:space="preserve">b.</w:t>
-                  </w:r>
-                  <w:r>
-                    <w:rPr>
-                      <w:rFonts w:ascii="Avenir Next" w:hAnsi="Avenir Next" w:cs="Avenir Next" w:eastAsia="Avenir Next"/>
-                      <w:color w:val="1A1A1A"/>
-                      <w:sz w:val="20"/>
-                      <w:szCs w:val="20"/>
-                    </w:rPr>
                     <w:tab/>
                   </w:r>
                   <w:r>
@@ -1219,7 +1220,7 @@
                       <w:rFonts w:ascii="Avenir Next" w:hAnsi="Avenir Next" w:cs="Avenir Next" w:eastAsia="Avenir Next"/>
                       <w:i/>
                       <w:color w:val="1A1A1A"/>
-                      <w:sz w:val="20"/>
+                      <w:sz w:val="22"/>
                       <w:szCs w:val="20"/>
                     </w:rPr>
                     <w:t xml:space="preserve">m</w:t>
@@ -1228,7 +1229,7 @@
                     <w:rPr>
                       <w:rFonts w:ascii="Avenir Next" w:hAnsi="Avenir Next" w:cs="Avenir Next" w:eastAsia="Avenir Next"/>
                       <w:color w:val="1A1A1A"/>
-                      <w:sz w:val="20"/>
+                      <w:sz w:val="22"/>
                       <w:szCs w:val="20"/>
                     </w:rPr>
                     <w:t xml:space="preserve"> ≤ −2</w:t>
@@ -1321,18 +1322,18 @@
                 <w:rFonts w:ascii="Avenir Next" w:hAnsi="Avenir Next" w:cs="Avenir Next" w:eastAsia="Avenir Next"/>
                 <w:b/>
                 <w:color w:val="1A1A1A"/>
+                <w:sz w:val="22"/>
+                <w:szCs w:val="20"/>
+              </w:rPr>
+              <w:t xml:space="preserve">2.</w:t>
+            </w:r>
+            <w:r>
+              <w:rPr>
+                <w:rFonts w:ascii="Avenir Next" w:hAnsi="Avenir Next" w:cs="Avenir Next" w:eastAsia="Avenir Next"/>
+                <w:color w:val="1A1A1A"/>
                 <w:sz w:val="20"/>
                 <w:szCs w:val="20"/>
               </w:rPr>
-              <w:t xml:space="preserve">2.</w:t>
-            </w:r>
-            <w:r>
-              <w:rPr>
-                <w:rFonts w:ascii="Avenir Next" w:hAnsi="Avenir Next" w:cs="Avenir Next" w:eastAsia="Avenir Next"/>
-                <w:color w:val="1A1A1A"/>
-                <w:sz w:val="20"/>
-                <w:szCs w:val="20"/>
-              </w:rPr>
               <w:tab/>
             </w:r>
             <w:r>
@@ -1340,7 +1341,7 @@
                 <w:rFonts w:ascii="Avenir Next" w:hAnsi="Avenir Next" w:cs="Avenir Next" w:eastAsia="Avenir Next"/>
                 <w:b/>
                 <w:color w:val="1A1A1A"/>
-                <w:sz w:val="20"/>
+                <w:sz w:val="22"/>
                 <w:szCs w:val="20"/>
               </w:rPr>
               <w:t xml:space="preserve">Snack Money.  </w:t>
@@ -1349,7 +1350,7 @@
               <w:rPr>
                 <w:rFonts w:ascii="Avenir Next" w:hAnsi="Avenir Next" w:cs="Avenir Next" w:eastAsia="Avenir Next"/>
                 <w:color w:val="1A1A1A"/>
-                <w:sz w:val="20"/>
+                <w:sz w:val="22"/>
                 <w:szCs w:val="20"/>
               </w:rPr>
               <w:t xml:space="preserve">A club may spend at most 40 dollars on snacks. Write an inequality using </w:t>
@@ -1359,7 +1360,7 @@
                 <w:rFonts w:ascii="Avenir Next" w:hAnsi="Avenir Next" w:cs="Avenir Next" w:eastAsia="Avenir Next"/>
                 <w:i/>
                 <w:color w:val="1A1A1A"/>
-                <w:sz w:val="20"/>
+                <w:sz w:val="22"/>
                 <w:szCs w:val="20"/>
               </w:rPr>
               <w:t xml:space="preserve">d</w:t>
@@ -1368,7 +1369,7 @@
               <w:rPr>
                 <w:rFonts w:ascii="Avenir Next" w:hAnsi="Avenir Next" w:cs="Avenir Next" w:eastAsia="Avenir Next"/>
                 <w:color w:val="1A1A1A"/>
-                <w:sz w:val="20"/>
+                <w:sz w:val="22"/>
                 <w:szCs w:val="20"/>
               </w:rPr>
               <w:t xml:space="preserve">. Then graph it.</w:t>
@@ -1384,7 +1385,7 @@
               <w:drawing>
                 <wp:inline distT="0" distB="0" distL="0" distR="0">
                   <wp:extent cx="4206240" cy="465690"/>
-                  <wp:docPr id="2" name="Figure 2"/>
+                  <wp:docPr id="2" name="Figure 2" descr="Number line from 30 to 50, ticks every 2."/>
                   <a:graphic xmlns:a="http://schemas.openxmlformats.org/drawingml/2006/main">
                     <a:graphicData uri="http://schemas.openxmlformats.org/drawingml/2006/picture">
                       <pic:pic xmlns:pic="http://schemas.openxmlformats.org/drawingml/2006/picture">
@@ -1427,7 +1428,7 @@
                 <w:rFonts w:ascii="Avenir Next" w:hAnsi="Avenir Next" w:cs="Avenir Next" w:eastAsia="Avenir Next"/>
                 <w:b/>
                 <w:color w:val="1A1A1A"/>
-                <w:sz w:val="18"/>
+                <w:sz w:val="22"/>
                 <w:szCs w:val="18"/>
               </w:rPr>
               <w:t xml:space="preserve">Inequality</w:t>
@@ -1502,25 +1503,25 @@
                 <w:rFonts w:ascii="Avenir Next" w:hAnsi="Avenir Next" w:cs="Avenir Next" w:eastAsia="Avenir Next"/>
                 <w:b/>
                 <w:color w:val="1A1A1A"/>
+                <w:sz w:val="22"/>
+                <w:szCs w:val="20"/>
+              </w:rPr>
+              <w:t xml:space="preserve">3.</w:t>
+            </w:r>
+            <w:r>
+              <w:rPr>
+                <w:rFonts w:ascii="Avenir Next" w:hAnsi="Avenir Next" w:cs="Avenir Next" w:eastAsia="Avenir Next"/>
+                <w:color w:val="1A1A1A"/>
                 <w:sz w:val="20"/>
                 <w:szCs w:val="20"/>
               </w:rPr>
-              <w:t xml:space="preserve">3.</w:t>
-            </w:r>
-            <w:r>
-              <w:rPr>
-                <w:rFonts w:ascii="Avenir Next" w:hAnsi="Avenir Next" w:cs="Avenir Next" w:eastAsia="Avenir Next"/>
-                <w:color w:val="1A1A1A"/>
-                <w:sz w:val="20"/>
-                <w:szCs w:val="20"/>
-              </w:rPr>
               <w:tab/>
             </w:r>
             <w:r>
               <w:rPr>
                 <w:rFonts w:ascii="Avenir Next" w:hAnsi="Avenir Next" w:cs="Avenir Next" w:eastAsia="Avenir Next"/>
                 <w:color w:val="1A1A1A"/>
-                <w:sz w:val="20"/>
+                <w:sz w:val="22"/>
                 <w:szCs w:val="20"/>
               </w:rPr>
               <w:t xml:space="preserve">Which inequality matches an open dot at 5 with an arrow pointing left?</w:t>
@@ -1576,18 +1577,18 @@
                       <w:rFonts w:ascii="Avenir Next" w:hAnsi="Avenir Next" w:cs="Avenir Next" w:eastAsia="Avenir Next"/>
                       <w:b/>
                       <w:color w:val="003A70"/>
+                      <w:sz w:val="22"/>
+                      <w:szCs w:val="19"/>
+                    </w:rPr>
+                    <w:t xml:space="preserve">A</w:t>
+                  </w:r>
+                  <w:r>
+                    <w:rPr>
+                      <w:rFonts w:ascii="Avenir Next" w:hAnsi="Avenir Next" w:cs="Avenir Next" w:eastAsia="Avenir Next"/>
+                      <w:color w:val="1A1A1A"/>
                       <w:sz w:val="19"/>
                       <w:szCs w:val="19"/>
                     </w:rPr>
-                    <w:t xml:space="preserve">A</w:t>
-                  </w:r>
-                  <w:r>
-                    <w:rPr>
-                      <w:rFonts w:ascii="Avenir Next" w:hAnsi="Avenir Next" w:cs="Avenir Next" w:eastAsia="Avenir Next"/>
-                      <w:color w:val="1A1A1A"/>
-                      <w:sz w:val="19"/>
-                      <w:szCs w:val="19"/>
-                    </w:rPr>
                     <w:tab/>
                   </w:r>
                   <w:r>
@@ -1595,7 +1596,7 @@
                       <w:rFonts w:ascii="Avenir Next" w:hAnsi="Avenir Next" w:cs="Avenir Next" w:eastAsia="Avenir Next"/>
                       <w:i/>
                       <w:color w:val="1A1A1A"/>
-                      <w:sz w:val="19"/>
+                      <w:sz w:val="22"/>
                       <w:szCs w:val="19"/>
                     </w:rPr>
                     <w:t xml:space="preserve">x</w:t>
@@ -1604,7 +1605,7 @@
                     <w:rPr>
                       <w:rFonts w:ascii="Avenir Next" w:hAnsi="Avenir Next" w:cs="Avenir Next" w:eastAsia="Avenir Next"/>
                       <w:color w:val="1A1A1A"/>
-                      <w:sz w:val="19"/>
+                      <w:sz w:val="22"/>
                       <w:szCs w:val="19"/>
                     </w:rPr>
                     <w:t xml:space="preserve"> ≤ 5</w:t>
@@ -1629,18 +1630,18 @@
                       <w:rFonts w:ascii="Avenir Next" w:hAnsi="Avenir Next" w:cs="Avenir Next" w:eastAsia="Avenir Next"/>
                       <w:b/>
                       <w:color w:val="003A70"/>
+                      <w:sz w:val="22"/>
+                      <w:szCs w:val="19"/>
+                    </w:rPr>
+                    <w:t xml:space="preserve">B</w:t>
+                  </w:r>
+                  <w:r>
+                    <w:rPr>
+                      <w:rFonts w:ascii="Avenir Next" w:hAnsi="Avenir Next" w:cs="Avenir Next" w:eastAsia="Avenir Next"/>
+                      <w:color w:val="1A1A1A"/>
                       <w:sz w:val="19"/>
                       <w:szCs w:val="19"/>
                     </w:rPr>
-                    <w:t xml:space="preserve">B</w:t>
-                  </w:r>
-                  <w:r>
-                    <w:rPr>
-                      <w:rFonts w:ascii="Avenir Next" w:hAnsi="Avenir Next" w:cs="Avenir Next" w:eastAsia="Avenir Next"/>
-                      <w:color w:val="1A1A1A"/>
-                      <w:sz w:val="19"/>
-                      <w:szCs w:val="19"/>
-                    </w:rPr>
                     <w:tab/>
                   </w:r>
                   <w:r>
@@ -1648,7 +1649,7 @@
                       <w:rFonts w:ascii="Avenir Next" w:hAnsi="Avenir Next" w:cs="Avenir Next" w:eastAsia="Avenir Next"/>
                       <w:i/>
                       <w:color w:val="1A1A1A"/>
-                      <w:sz w:val="19"/>
+                      <w:sz w:val="22"/>
                       <w:szCs w:val="19"/>
                     </w:rPr>
                     <w:t xml:space="preserve">x</w:t>
@@ -1657,7 +1658,7 @@
                     <w:rPr>
                       <w:rFonts w:ascii="Avenir Next" w:hAnsi="Avenir Next" w:cs="Avenir Next" w:eastAsia="Avenir Next"/>
                       <w:color w:val="1A1A1A"/>
-                      <w:sz w:val="19"/>
+                      <w:sz w:val="22"/>
                       <w:szCs w:val="19"/>
                     </w:rPr>
                     <w:t xml:space="preserve"> &gt; 5</w:t>
@@ -1682,18 +1683,18 @@
                       <w:rFonts w:ascii="Avenir Next" w:hAnsi="Avenir Next" w:cs="Avenir Next" w:eastAsia="Avenir Next"/>
                       <w:b/>
                       <w:color w:val="003A70"/>
+                      <w:sz w:val="22"/>
+                      <w:szCs w:val="19"/>
+                    </w:rPr>
+                    <w:t xml:space="preserve">C</w:t>
+                  </w:r>
+                  <w:r>
+                    <w:rPr>
+                      <w:rFonts w:ascii="Avenir Next" w:hAnsi="Avenir Next" w:cs="Avenir Next" w:eastAsia="Avenir Next"/>
+                      <w:color w:val="1A1A1A"/>
                       <w:sz w:val="19"/>
                       <w:szCs w:val="19"/>
                     </w:rPr>
-                    <w:t xml:space="preserve">C</w:t>
-                  </w:r>
-                  <w:r>
-                    <w:rPr>
-                      <w:rFonts w:ascii="Avenir Next" w:hAnsi="Avenir Next" w:cs="Avenir Next" w:eastAsia="Avenir Next"/>
-                      <w:color w:val="1A1A1A"/>
-                      <w:sz w:val="19"/>
-                      <w:szCs w:val="19"/>
-                    </w:rPr>
                     <w:tab/>
                   </w:r>
                   <w:r>
@@ -1701,7 +1702,7 @@
                       <w:rFonts w:ascii="Avenir Next" w:hAnsi="Avenir Next" w:cs="Avenir Next" w:eastAsia="Avenir Next"/>
                       <w:i/>
                       <w:color w:val="1A1A1A"/>
-                      <w:sz w:val="19"/>
+                      <w:sz w:val="22"/>
                       <w:szCs w:val="19"/>
                     </w:rPr>
                     <w:t xml:space="preserve">x</w:t>
@@ -1710,7 +1711,7 @@
                     <w:rPr>
                       <w:rFonts w:ascii="Avenir Next" w:hAnsi="Avenir Next" w:cs="Avenir Next" w:eastAsia="Avenir Next"/>
                       <w:color w:val="1A1A1A"/>
-                      <w:sz w:val="19"/>
+                      <w:sz w:val="22"/>
                       <w:szCs w:val="19"/>
                     </w:rPr>
                     <w:t xml:space="preserve"> &lt; 5</w:t>
@@ -1735,18 +1736,18 @@
                       <w:rFonts w:ascii="Avenir Next" w:hAnsi="Avenir Next" w:cs="Avenir Next" w:eastAsia="Avenir Next"/>
                       <w:b/>
                       <w:color w:val="003A70"/>
+                      <w:sz w:val="22"/>
+                      <w:szCs w:val="19"/>
+                    </w:rPr>
+                    <w:t xml:space="preserve">D</w:t>
+                  </w:r>
+                  <w:r>
+                    <w:rPr>
+                      <w:rFonts w:ascii="Avenir Next" w:hAnsi="Avenir Next" w:cs="Avenir Next" w:eastAsia="Avenir Next"/>
+                      <w:color w:val="1A1A1A"/>
                       <w:sz w:val="19"/>
                       <w:szCs w:val="19"/>
                     </w:rPr>
-                    <w:t xml:space="preserve">D</w:t>
-                  </w:r>
-                  <w:r>
-                    <w:rPr>
-                      <w:rFonts w:ascii="Avenir Next" w:hAnsi="Avenir Next" w:cs="Avenir Next" w:eastAsia="Avenir Next"/>
-                      <w:color w:val="1A1A1A"/>
-                      <w:sz w:val="19"/>
-                      <w:szCs w:val="19"/>
-                    </w:rPr>
                     <w:tab/>
                   </w:r>
                   <w:r>
@@ -1754,7 +1755,7 @@
                       <w:rFonts w:ascii="Avenir Next" w:hAnsi="Avenir Next" w:cs="Avenir Next" w:eastAsia="Avenir Next"/>
                       <w:i/>
                       <w:color w:val="1A1A1A"/>
-                      <w:sz w:val="19"/>
+                      <w:sz w:val="22"/>
                       <w:szCs w:val="19"/>
                     </w:rPr>
                     <w:t xml:space="preserve">x</w:t>
@@ -1763,7 +1764,7 @@
                     <w:rPr>
                       <w:rFonts w:ascii="Avenir Next" w:hAnsi="Avenir Next" w:cs="Avenir Next" w:eastAsia="Avenir Next"/>
                       <w:color w:val="1A1A1A"/>
-                      <w:sz w:val="19"/>
+                      <w:sz w:val="22"/>
                       <w:szCs w:val="19"/>
                     </w:rPr>
                     <w:t xml:space="preserve"> ≥ 5</w:t>
@@ -1813,7 +1814,7 @@
         <w:rPr>
           <w:rFonts w:ascii="Avenir Next" w:hAnsi="Avenir Next" w:cs="Avenir Next" w:eastAsia="Avenir Next"/>
           <w:color w:val="1A1A1A"/>
-          <w:sz w:val="17"/>
+          <w:sz w:val="22"/>
           <w:szCs w:val="17"/>
         </w:rPr>
         <w:t xml:space="preserve">  I got it</w:t>
@@ -1831,7 +1832,7 @@
         <w:rPr>
           <w:rFonts w:ascii="Avenir Next" w:hAnsi="Avenir Next" w:cs="Avenir Next" w:eastAsia="Avenir Next"/>
           <w:color w:val="1A1A1A"/>
-          <w:sz w:val="17"/>
+          <w:sz w:val="22"/>
           <w:szCs w:val="17"/>
         </w:rPr>
         <w:t xml:space="preserve">  Almost</w:t>
@@ -1849,7 +1850,7 @@
         <w:rPr>
           <w:rFonts w:ascii="Avenir Next" w:hAnsi="Avenir Next" w:cs="Avenir Next" w:eastAsia="Avenir Next"/>
           <w:color w:val="1A1A1A"/>
-          <w:sz w:val="17"/>
+          <w:sz w:val="22"/>
           <w:szCs w:val="17"/>
         </w:rPr>
         <w:t xml:space="preserve">  I need help</w:t>
@@ -1888,7 +1889,7 @@
         <w:rPr>
           <w:rFonts w:ascii="Avenir Next" w:hAnsi="Avenir Next" w:cs="Avenir Next" w:eastAsia="Avenir Next"/>
           <w:color w:val="1A1A1A"/>
-          <w:sz w:val="18"/>
+          <w:sz w:val="22"/>
           <w:szCs w:val="18"/>
         </w:rPr>
         <w:t xml:space="preserve">Name</w:t>
@@ -1973,25 +1974,25 @@
                 <w:rFonts w:ascii="Avenir Next" w:hAnsi="Avenir Next" w:cs="Avenir Next" w:eastAsia="Avenir Next"/>
                 <w:b/>
                 <w:color w:val="1A1A1A"/>
+                <w:sz w:val="22"/>
+                <w:szCs w:val="20"/>
+              </w:rPr>
+              <w:t xml:space="preserve">1.</w:t>
+            </w:r>
+            <w:r>
+              <w:rPr>
+                <w:rFonts w:ascii="Avenir Next" w:hAnsi="Avenir Next" w:cs="Avenir Next" w:eastAsia="Avenir Next"/>
+                <w:color w:val="1A1A1A"/>
                 <w:sz w:val="20"/>
                 <w:szCs w:val="20"/>
               </w:rPr>
-              <w:t xml:space="preserve">1.</w:t>
-            </w:r>
-            <w:r>
-              <w:rPr>
-                <w:rFonts w:ascii="Avenir Next" w:hAnsi="Avenir Next" w:cs="Avenir Next" w:eastAsia="Avenir Next"/>
-                <w:color w:val="1A1A1A"/>
-                <w:sz w:val="20"/>
-                <w:szCs w:val="20"/>
-              </w:rPr>
               <w:tab/>
             </w:r>
             <w:r>
               <w:rPr>
                 <w:rFonts w:ascii="Avenir Next" w:hAnsi="Avenir Next" w:cs="Avenir Next" w:eastAsia="Avenir Next"/>
                 <w:color w:val="1A1A1A"/>
-                <w:sz w:val="20"/>
+                <w:sz w:val="22"/>
                 <w:szCs w:val="20"/>
               </w:rPr>
               <w:t xml:space="preserve">Is the value a solution? Write yes or no.</w:t>
@@ -2046,18 +2047,18 @@
                       <w:rFonts w:ascii="Avenir Next" w:hAnsi="Avenir Next" w:cs="Avenir Next" w:eastAsia="Avenir Next"/>
                       <w:b/>
                       <w:color w:val="003A70"/>
+                      <w:sz w:val="22"/>
+                      <w:szCs w:val="20"/>
+                    </w:rPr>
+                    <w:t xml:space="preserve">a.</w:t>
+                  </w:r>
+                  <w:r>
+                    <w:rPr>
+                      <w:rFonts w:ascii="Avenir Next" w:hAnsi="Avenir Next" w:cs="Avenir Next" w:eastAsia="Avenir Next"/>
+                      <w:color w:val="1A1A1A"/>
                       <w:sz w:val="20"/>
                       <w:szCs w:val="20"/>
                     </w:rPr>
-                    <w:t xml:space="preserve">a.</w:t>
-                  </w:r>
-                  <w:r>
-                    <w:rPr>
-                      <w:rFonts w:ascii="Avenir Next" w:hAnsi="Avenir Next" w:cs="Avenir Next" w:eastAsia="Avenir Next"/>
-                      <w:color w:val="1A1A1A"/>
-                      <w:sz w:val="20"/>
-                      <w:szCs w:val="20"/>
-                    </w:rPr>
                     <w:tab/>
                   </w:r>
                   <w:r>
@@ -2065,7 +2066,7 @@
                       <w:rFonts w:ascii="Avenir Next" w:hAnsi="Avenir Next" w:cs="Avenir Next" w:eastAsia="Avenir Next"/>
                       <w:i/>
                       <w:color w:val="1A1A1A"/>
-                      <w:sz w:val="20"/>
+                      <w:sz w:val="22"/>
                       <w:szCs w:val="20"/>
                     </w:rPr>
                     <w:t xml:space="preserve">x</w:t>
@@ -2074,7 +2075,7 @@
                     <w:rPr>
                       <w:rFonts w:ascii="Avenir Next" w:hAnsi="Avenir Next" w:cs="Avenir Next" w:eastAsia="Avenir Next"/>
                       <w:color w:val="1A1A1A"/>
-                      <w:sz w:val="20"/>
+                      <w:sz w:val="22"/>
                       <w:szCs w:val="20"/>
                     </w:rPr>
                     <w:t xml:space="preserve"> &gt; 6;  </w:t>
@@ -2084,7 +2085,7 @@
                       <w:rFonts w:ascii="Avenir Next" w:hAnsi="Avenir Next" w:cs="Avenir Next" w:eastAsia="Avenir Next"/>
                       <w:i/>
                       <w:color w:val="1A1A1A"/>
-                      <w:sz w:val="20"/>
+                      <w:sz w:val="22"/>
                       <w:szCs w:val="20"/>
                     </w:rPr>
                     <w:t xml:space="preserve">x</w:t>
@@ -2093,7 +2094,7 @@
                     <w:rPr>
                       <w:rFonts w:ascii="Avenir Next" w:hAnsi="Avenir Next" w:cs="Avenir Next" w:eastAsia="Avenir Next"/>
                       <w:color w:val="1A1A1A"/>
-                      <w:sz w:val="20"/>
+                      <w:sz w:val="22"/>
                       <w:szCs w:val="20"/>
                     </w:rPr>
                     <w:t xml:space="preserve"> = 6</w:t>
@@ -2137,18 +2138,18 @@
                       <w:rFonts w:ascii="Avenir Next" w:hAnsi="Avenir Next" w:cs="Avenir Next" w:eastAsia="Avenir Next"/>
                       <w:b/>
                       <w:color w:val="003A70"/>
+                      <w:sz w:val="22"/>
+                      <w:szCs w:val="20"/>
+                    </w:rPr>
+                    <w:t xml:space="preserve">b.</w:t>
+                  </w:r>
+                  <w:r>
+                    <w:rPr>
+                      <w:rFonts w:ascii="Avenir Next" w:hAnsi="Avenir Next" w:cs="Avenir Next" w:eastAsia="Avenir Next"/>
+                      <w:color w:val="1A1A1A"/>
                       <w:sz w:val="20"/>
                       <w:szCs w:val="20"/>
                     </w:rPr>
-                    <w:t xml:space="preserve">b.</w:t>
-                  </w:r>
-                  <w:r>
-                    <w:rPr>
-                      <w:rFonts w:ascii="Avenir Next" w:hAnsi="Avenir Next" w:cs="Avenir Next" w:eastAsia="Avenir Next"/>
-                      <w:color w:val="1A1A1A"/>
-                      <w:sz w:val="20"/>
-                      <w:szCs w:val="20"/>
-                    </w:rPr>
                     <w:tab/>
                   </w:r>
                   <w:r>
@@ -2156,7 +2157,7 @@
                       <w:rFonts w:ascii="Avenir Next" w:hAnsi="Avenir Next" w:cs="Avenir Next" w:eastAsia="Avenir Next"/>
                       <w:i/>
                       <w:color w:val="1A1A1A"/>
-                      <w:sz w:val="20"/>
+                      <w:sz w:val="22"/>
                       <w:szCs w:val="20"/>
                     </w:rPr>
                     <w:t xml:space="preserve">k</w:t>
@@ -2165,7 +2166,7 @@
                     <w:rPr>
                       <w:rFonts w:ascii="Avenir Next" w:hAnsi="Avenir Next" w:cs="Avenir Next" w:eastAsia="Avenir Next"/>
                       <w:color w:val="1A1A1A"/>
-                      <w:sz w:val="20"/>
+                      <w:sz w:val="22"/>
                       <w:szCs w:val="20"/>
                     </w:rPr>
                     <w:t xml:space="preserve"> ≤ 10;  </w:t>
@@ -2175,7 +2176,7 @@
                       <w:rFonts w:ascii="Avenir Next" w:hAnsi="Avenir Next" w:cs="Avenir Next" w:eastAsia="Avenir Next"/>
                       <w:i/>
                       <w:color w:val="1A1A1A"/>
-                      <w:sz w:val="20"/>
+                      <w:sz w:val="22"/>
                       <w:szCs w:val="20"/>
                     </w:rPr>
                     <w:t xml:space="preserve">k</w:t>
@@ -2184,7 +2185,7 @@
                     <w:rPr>
                       <w:rFonts w:ascii="Avenir Next" w:hAnsi="Avenir Next" w:cs="Avenir Next" w:eastAsia="Avenir Next"/>
                       <w:color w:val="1A1A1A"/>
-                      <w:sz w:val="20"/>
+                      <w:sz w:val="22"/>
                       <w:szCs w:val="20"/>
                     </w:rPr>
                     <w:t xml:space="preserve"> = 10</w:t>
@@ -2277,18 +2278,18 @@
                 <w:rFonts w:ascii="Avenir Next" w:hAnsi="Avenir Next" w:cs="Avenir Next" w:eastAsia="Avenir Next"/>
                 <w:b/>
                 <w:color w:val="1A1A1A"/>
+                <w:sz w:val="22"/>
+                <w:szCs w:val="20"/>
+              </w:rPr>
+              <w:t xml:space="preserve">2.</w:t>
+            </w:r>
+            <w:r>
+              <w:rPr>
+                <w:rFonts w:ascii="Avenir Next" w:hAnsi="Avenir Next" w:cs="Avenir Next" w:eastAsia="Avenir Next"/>
+                <w:color w:val="1A1A1A"/>
                 <w:sz w:val="20"/>
                 <w:szCs w:val="20"/>
               </w:rPr>
-              <w:t xml:space="preserve">2.</w:t>
-            </w:r>
-            <w:r>
-              <w:rPr>
-                <w:rFonts w:ascii="Avenir Next" w:hAnsi="Avenir Next" w:cs="Avenir Next" w:eastAsia="Avenir Next"/>
-                <w:color w:val="1A1A1A"/>
-                <w:sz w:val="20"/>
-                <w:szCs w:val="20"/>
-              </w:rPr>
               <w:tab/>
             </w:r>
             <w:r>
@@ -2296,7 +2297,7 @@
                 <w:rFonts w:ascii="Avenir Next" w:hAnsi="Avenir Next" w:cs="Avenir Next" w:eastAsia="Avenir Next"/>
                 <w:b/>
                 <w:color w:val="1A1A1A"/>
-                <w:sz w:val="20"/>
+                <w:sz w:val="22"/>
                 <w:szCs w:val="20"/>
               </w:rPr>
               <w:t xml:space="preserve">Concert Volume.  </w:t>
@@ -2305,7 +2306,7 @@
               <w:rPr>
                 <w:rFonts w:ascii="Avenir Next" w:hAnsi="Avenir Next" w:cs="Avenir Next" w:eastAsia="Avenir Next"/>
                 <w:color w:val="1A1A1A"/>
-                <w:sz w:val="20"/>
+                <w:sz w:val="22"/>
                 <w:szCs w:val="20"/>
               </w:rPr>
               <w:t xml:space="preserve">Music is allowed only while the volume stays under 85 decibels. Write an inequality using </w:t>
@@ -2315,7 +2316,7 @@
                 <w:rFonts w:ascii="Avenir Next" w:hAnsi="Avenir Next" w:cs="Avenir Next" w:eastAsia="Avenir Next"/>
                 <w:i/>
                 <w:color w:val="1A1A1A"/>
-                <w:sz w:val="20"/>
+                <w:sz w:val="22"/>
                 <w:szCs w:val="20"/>
               </w:rPr>
               <w:t xml:space="preserve">v</w:t>
@@ -2324,7 +2325,7 @@
               <w:rPr>
                 <w:rFonts w:ascii="Avenir Next" w:hAnsi="Avenir Next" w:cs="Avenir Next" w:eastAsia="Avenir Next"/>
                 <w:color w:val="1A1A1A"/>
-                <w:sz w:val="20"/>
+                <w:sz w:val="22"/>
                 <w:szCs w:val="20"/>
               </w:rPr>
               <w:t xml:space="preserve">. Test 85 and 60.</w:t>
@@ -2401,7 +2402,7 @@
                 <w:rFonts w:ascii="Avenir Next" w:hAnsi="Avenir Next" w:cs="Avenir Next" w:eastAsia="Avenir Next"/>
                 <w:b/>
                 <w:color w:val="1A1A1A"/>
-                <w:sz w:val="18"/>
+                <w:sz w:val="22"/>
                 <w:szCs w:val="18"/>
               </w:rPr>
               <w:t xml:space="preserve">Inequality</w:t>
@@ -2476,25 +2477,25 @@
                 <w:rFonts w:ascii="Avenir Next" w:hAnsi="Avenir Next" w:cs="Avenir Next" w:eastAsia="Avenir Next"/>
                 <w:b/>
                 <w:color w:val="1A1A1A"/>
+                <w:sz w:val="22"/>
+                <w:szCs w:val="20"/>
+              </w:rPr>
+              <w:t xml:space="preserve">3.</w:t>
+            </w:r>
+            <w:r>
+              <w:rPr>
+                <w:rFonts w:ascii="Avenir Next" w:hAnsi="Avenir Next" w:cs="Avenir Next" w:eastAsia="Avenir Next"/>
+                <w:color w:val="1A1A1A"/>
                 <w:sz w:val="20"/>
                 <w:szCs w:val="20"/>
               </w:rPr>
-              <w:t xml:space="preserve">3.</w:t>
-            </w:r>
-            <w:r>
-              <w:rPr>
-                <w:rFonts w:ascii="Avenir Next" w:hAnsi="Avenir Next" w:cs="Avenir Next" w:eastAsia="Avenir Next"/>
-                <w:color w:val="1A1A1A"/>
-                <w:sz w:val="20"/>
-                <w:szCs w:val="20"/>
-              </w:rPr>
               <w:tab/>
             </w:r>
             <w:r>
               <w:rPr>
                 <w:rFonts w:ascii="Avenir Next" w:hAnsi="Avenir Next" w:cs="Avenir Next" w:eastAsia="Avenir Next"/>
                 <w:color w:val="1A1A1A"/>
-                <w:sz w:val="20"/>
+                <w:sz w:val="22"/>
                 <w:szCs w:val="20"/>
               </w:rPr>
               <w:t xml:space="preserve">Which value is </w:t>
@@ -2504,7 +2505,7 @@
                 <w:rFonts w:ascii="Avenir Next" w:hAnsi="Avenir Next" w:cs="Avenir Next" w:eastAsia="Avenir Next"/>
                 <w:b/>
                 <w:color w:val="1A1A1A"/>
-                <w:sz w:val="20"/>
+                <w:sz w:val="22"/>
                 <w:szCs w:val="20"/>
               </w:rPr>
               <w:t xml:space="preserve">not</w:t>
@@ -2513,7 +2514,7 @@
               <w:rPr>
                 <w:rFonts w:ascii="Avenir Next" w:hAnsi="Avenir Next" w:cs="Avenir Next" w:eastAsia="Avenir Next"/>
                 <w:color w:val="1A1A1A"/>
-                <w:sz w:val="20"/>
+                <w:sz w:val="22"/>
                 <w:szCs w:val="20"/>
               </w:rPr>
               <w:t xml:space="preserve"> a solution of </w:t>
@@ -2523,7 +2524,7 @@
                 <w:rFonts w:ascii="Avenir Next" w:hAnsi="Avenir Next" w:cs="Avenir Next" w:eastAsia="Avenir Next"/>
                 <w:i/>
                 <w:color w:val="1A1A1A"/>
-                <w:sz w:val="20"/>
+                <w:sz w:val="22"/>
                 <w:szCs w:val="20"/>
               </w:rPr>
               <w:t xml:space="preserve">t</w:t>
@@ -2532,7 +2533,7 @@
               <w:rPr>
                 <w:rFonts w:ascii="Avenir Next" w:hAnsi="Avenir Next" w:cs="Avenir Next" w:eastAsia="Avenir Next"/>
                 <w:color w:val="1A1A1A"/>
-                <w:sz w:val="20"/>
+                <w:sz w:val="22"/>
                 <w:szCs w:val="20"/>
               </w:rPr>
               <w:t xml:space="preserve"> ≥ −2?</w:t>
@@ -2588,25 +2589,25 @@
                       <w:rFonts w:ascii="Avenir Next" w:hAnsi="Avenir Next" w:cs="Avenir Next" w:eastAsia="Avenir Next"/>
                       <w:b/>
                       <w:color w:val="003A70"/>
+                      <w:sz w:val="22"/>
+                      <w:szCs w:val="19"/>
+                    </w:rPr>
+                    <w:t xml:space="preserve">A</w:t>
+                  </w:r>
+                  <w:r>
+                    <w:rPr>
+                      <w:rFonts w:ascii="Avenir Next" w:hAnsi="Avenir Next" w:cs="Avenir Next" w:eastAsia="Avenir Next"/>
+                      <w:color w:val="1A1A1A"/>
                       <w:sz w:val="19"/>
                       <w:szCs w:val="19"/>
                     </w:rPr>
-                    <w:t xml:space="preserve">A</w:t>
-                  </w:r>
-                  <w:r>
-                    <w:rPr>
-                      <w:rFonts w:ascii="Avenir Next" w:hAnsi="Avenir Next" w:cs="Avenir Next" w:eastAsia="Avenir Next"/>
-                      <w:color w:val="1A1A1A"/>
-                      <w:sz w:val="19"/>
-                      <w:szCs w:val="19"/>
-                    </w:rPr>
                     <w:tab/>
                   </w:r>
                   <w:r>
                     <w:rPr>
                       <w:rFonts w:ascii="Avenir Next" w:hAnsi="Avenir Next" w:cs="Avenir Next" w:eastAsia="Avenir Next"/>
                       <w:color w:val="1A1A1A"/>
-                      <w:sz w:val="19"/>
+                      <w:sz w:val="22"/>
                       <w:szCs w:val="19"/>
                     </w:rPr>
                     <w:t xml:space="preserve">−2</w:t>
@@ -2631,25 +2632,25 @@
                       <w:rFonts w:ascii="Avenir Next" w:hAnsi="Avenir Next" w:cs="Avenir Next" w:eastAsia="Avenir Next"/>
                       <w:b/>
                       <w:color w:val="003A70"/>
+                      <w:sz w:val="22"/>
+                      <w:szCs w:val="19"/>
+                    </w:rPr>
+                    <w:t xml:space="preserve">B</w:t>
+                  </w:r>
+                  <w:r>
+                    <w:rPr>
+                      <w:rFonts w:ascii="Avenir Next" w:hAnsi="Avenir Next" w:cs="Avenir Next" w:eastAsia="Avenir Next"/>
+                      <w:color w:val="1A1A1A"/>
                       <w:sz w:val="19"/>
                       <w:szCs w:val="19"/>
                     </w:rPr>
-                    <w:t xml:space="preserve">B</w:t>
-                  </w:r>
-                  <w:r>
-                    <w:rPr>
-                      <w:rFonts w:ascii="Avenir Next" w:hAnsi="Avenir Next" w:cs="Avenir Next" w:eastAsia="Avenir Next"/>
-                      <w:color w:val="1A1A1A"/>
-                      <w:sz w:val="19"/>
-                      <w:szCs w:val="19"/>
-                    </w:rPr>
                     <w:tab/>
                   </w:r>
                   <w:r>
                     <w:rPr>
                       <w:rFonts w:ascii="Avenir Next" w:hAnsi="Avenir Next" w:cs="Avenir Next" w:eastAsia="Avenir Next"/>
                       <w:color w:val="1A1A1A"/>
-                      <w:sz w:val="19"/>
+                      <w:sz w:val="22"/>
                       <w:szCs w:val="19"/>
                     </w:rPr>
                     <w:t xml:space="preserve">−3</w:t>
@@ -2674,25 +2675,25 @@
                       <w:rFonts w:ascii="Avenir Next" w:hAnsi="Avenir Next" w:cs="Avenir Next" w:eastAsia="Avenir Next"/>
                       <w:b/>
                       <w:color w:val="003A70"/>
+                      <w:sz w:val="22"/>
+                      <w:szCs w:val="19"/>
+                    </w:rPr>
+                    <w:t xml:space="preserve">C</w:t>
+                  </w:r>
+                  <w:r>
+                    <w:rPr>
+                      <w:rFonts w:ascii="Avenir Next" w:hAnsi="Avenir Next" w:cs="Avenir Next" w:eastAsia="Avenir Next"/>
+                      <w:color w:val="1A1A1A"/>
                       <w:sz w:val="19"/>
                       <w:szCs w:val="19"/>
                     </w:rPr>
-                    <w:t xml:space="preserve">C</w:t>
-                  </w:r>
-                  <w:r>
-                    <w:rPr>
-                      <w:rFonts w:ascii="Avenir Next" w:hAnsi="Avenir Next" w:cs="Avenir Next" w:eastAsia="Avenir Next"/>
-                      <w:color w:val="1A1A1A"/>
-                      <w:sz w:val="19"/>
-                      <w:szCs w:val="19"/>
-                    </w:rPr>
                     <w:tab/>
                   </w:r>
                   <w:r>
                     <w:rPr>
                       <w:rFonts w:ascii="Avenir Next" w:hAnsi="Avenir Next" w:cs="Avenir Next" w:eastAsia="Avenir Next"/>
                       <w:color w:val="1A1A1A"/>
-                      <w:sz w:val="19"/>
+                      <w:sz w:val="22"/>
                       <w:szCs w:val="19"/>
                     </w:rPr>
                     <w:t xml:space="preserve">0</w:t>
@@ -2717,25 +2718,25 @@
                       <w:rFonts w:ascii="Avenir Next" w:hAnsi="Avenir Next" w:cs="Avenir Next" w:eastAsia="Avenir Next"/>
                       <w:b/>
                       <w:color w:val="003A70"/>
+                      <w:sz w:val="22"/>
+                      <w:szCs w:val="19"/>
+                    </w:rPr>
+                    <w:t xml:space="preserve">D</w:t>
+                  </w:r>
+                  <w:r>
+                    <w:rPr>
+                      <w:rFonts w:ascii="Avenir Next" w:hAnsi="Avenir Next" w:cs="Avenir Next" w:eastAsia="Avenir Next"/>
+                      <w:color w:val="1A1A1A"/>
                       <w:sz w:val="19"/>
                       <w:szCs w:val="19"/>
                     </w:rPr>
-                    <w:t xml:space="preserve">D</w:t>
-                  </w:r>
-                  <w:r>
-                    <w:rPr>
-                      <w:rFonts w:ascii="Avenir Next" w:hAnsi="Avenir Next" w:cs="Avenir Next" w:eastAsia="Avenir Next"/>
-                      <w:color w:val="1A1A1A"/>
-                      <w:sz w:val="19"/>
-                      <w:szCs w:val="19"/>
-                    </w:rPr>
                     <w:tab/>
                   </w:r>
                   <w:r>
                     <w:rPr>
                       <w:rFonts w:ascii="Avenir Next" w:hAnsi="Avenir Next" w:cs="Avenir Next" w:eastAsia="Avenir Next"/>
                       <w:color w:val="1A1A1A"/>
-                      <w:sz w:val="19"/>
+                      <w:sz w:val="22"/>
                       <w:szCs w:val="19"/>
                     </w:rPr>
                     <w:t xml:space="preserve">4</w:t>
@@ -2785,7 +2786,7 @@
         <w:rPr>
           <w:rFonts w:ascii="Avenir Next" w:hAnsi="Avenir Next" w:cs="Avenir Next" w:eastAsia="Avenir Next"/>
           <w:color w:val="1A1A1A"/>
-          <w:sz w:val="17"/>
+          <w:sz w:val="22"/>
           <w:szCs w:val="17"/>
         </w:rPr>
         <w:t xml:space="preserve">  I got it</w:t>
@@ -2803,7 +2804,7 @@
         <w:rPr>
           <w:rFonts w:ascii="Avenir Next" w:hAnsi="Avenir Next" w:cs="Avenir Next" w:eastAsia="Avenir Next"/>
           <w:color w:val="1A1A1A"/>
-          <w:sz w:val="17"/>
+          <w:sz w:val="22"/>
           <w:szCs w:val="17"/>
         </w:rPr>
         <w:t xml:space="preserve">  Almost</w:t>
@@ -2821,7 +2822,7 @@
         <w:rPr>
           <w:rFonts w:ascii="Avenir Next" w:hAnsi="Avenir Next" w:cs="Avenir Next" w:eastAsia="Avenir Next"/>
           <w:color w:val="1A1A1A"/>
-          <w:sz w:val="17"/>
+          <w:sz w:val="22"/>
           <w:szCs w:val="17"/>
         </w:rPr>
         <w:t xml:space="preserve">  I need help</w:t>
@@ -2878,7 +2879,7 @@
         <w:rPr>
           <w:rFonts w:ascii="Avenir Next" w:hAnsi="Avenir Next" w:cs="Avenir Next" w:eastAsia="Avenir Next"/>
           <w:color w:val="1A1A1A"/>
-          <w:sz w:val="18"/>
+          <w:sz w:val="22"/>
           <w:szCs w:val="18"/>
         </w:rPr>
         <w:t xml:space="preserve">Name</w:t>
@@ -2963,25 +2964,25 @@
                 <w:rFonts w:ascii="Avenir Next" w:hAnsi="Avenir Next" w:cs="Avenir Next" w:eastAsia="Avenir Next"/>
                 <w:b/>
                 <w:color w:val="1A1A1A"/>
+                <w:sz w:val="22"/>
+                <w:szCs w:val="20"/>
+              </w:rPr>
+              <w:t xml:space="preserve">1.</w:t>
+            </w:r>
+            <w:r>
+              <w:rPr>
+                <w:rFonts w:ascii="Avenir Next" w:hAnsi="Avenir Next" w:cs="Avenir Next" w:eastAsia="Avenir Next"/>
+                <w:color w:val="1A1A1A"/>
                 <w:sz w:val="20"/>
                 <w:szCs w:val="20"/>
               </w:rPr>
-              <w:t xml:space="preserve">1.</w:t>
-            </w:r>
-            <w:r>
-              <w:rPr>
-                <w:rFonts w:ascii="Avenir Next" w:hAnsi="Avenir Next" w:cs="Avenir Next" w:eastAsia="Avenir Next"/>
-                <w:color w:val="1A1A1A"/>
-                <w:sz w:val="20"/>
-                <w:szCs w:val="20"/>
-              </w:rPr>
               <w:tab/>
             </w:r>
             <w:r>
               <w:rPr>
                 <w:rFonts w:ascii="Avenir Next" w:hAnsi="Avenir Next" w:cs="Avenir Next" w:eastAsia="Avenir Next"/>
                 <w:color w:val="1A1A1A"/>
-                <w:sz w:val="20"/>
+                <w:sz w:val="22"/>
                 <w:szCs w:val="20"/>
               </w:rPr>
               <w:t xml:space="preserve">Is the value a solution? Write yes or no.</w:t>
@@ -3036,18 +3037,18 @@
                       <w:rFonts w:ascii="Avenir Next" w:hAnsi="Avenir Next" w:cs="Avenir Next" w:eastAsia="Avenir Next"/>
                       <w:b/>
                       <w:color w:val="003A70"/>
+                      <w:sz w:val="22"/>
+                      <w:szCs w:val="20"/>
+                    </w:rPr>
+                    <w:t xml:space="preserve">a.</w:t>
+                  </w:r>
+                  <w:r>
+                    <w:rPr>
+                      <w:rFonts w:ascii="Avenir Next" w:hAnsi="Avenir Next" w:cs="Avenir Next" w:eastAsia="Avenir Next"/>
+                      <w:color w:val="1A1A1A"/>
                       <w:sz w:val="20"/>
                       <w:szCs w:val="20"/>
                     </w:rPr>
-                    <w:t xml:space="preserve">a.</w:t>
-                  </w:r>
-                  <w:r>
-                    <w:rPr>
-                      <w:rFonts w:ascii="Avenir Next" w:hAnsi="Avenir Next" w:cs="Avenir Next" w:eastAsia="Avenir Next"/>
-                      <w:color w:val="1A1A1A"/>
-                      <w:sz w:val="20"/>
-                      <w:szCs w:val="20"/>
-                    </w:rPr>
                     <w:tab/>
                   </w:r>
                   <w:r>
@@ -3055,7 +3056,7 @@
                       <w:rFonts w:ascii="Avenir Next" w:hAnsi="Avenir Next" w:cs="Avenir Next" w:eastAsia="Avenir Next"/>
                       <w:i/>
                       <w:color w:val="1A1A1A"/>
-                      <w:sz w:val="20"/>
+                      <w:sz w:val="22"/>
                       <w:szCs w:val="20"/>
                     </w:rPr>
                     <w:t xml:space="preserve">x</w:t>
@@ -3064,7 +3065,7 @@
                     <w:rPr>
                       <w:rFonts w:ascii="Avenir Next" w:hAnsi="Avenir Next" w:cs="Avenir Next" w:eastAsia="Avenir Next"/>
                       <w:color w:val="1A1A1A"/>
-                      <w:sz w:val="20"/>
+                      <w:sz w:val="22"/>
                       <w:szCs w:val="20"/>
                     </w:rPr>
                     <w:t xml:space="preserve"> &gt; 6;  </w:t>
@@ -3074,7 +3075,7 @@
                       <w:rFonts w:ascii="Avenir Next" w:hAnsi="Avenir Next" w:cs="Avenir Next" w:eastAsia="Avenir Next"/>
                       <w:i/>
                       <w:color w:val="1A1A1A"/>
-                      <w:sz w:val="20"/>
+                      <w:sz w:val="22"/>
                       <w:szCs w:val="20"/>
                     </w:rPr>
                     <w:t xml:space="preserve">x</w:t>
@@ -3083,7 +3084,7 @@
                     <w:rPr>
                       <w:rFonts w:ascii="Avenir Next" w:hAnsi="Avenir Next" w:cs="Avenir Next" w:eastAsia="Avenir Next"/>
                       <w:color w:val="1A1A1A"/>
-                      <w:sz w:val="20"/>
+                      <w:sz w:val="22"/>
                       <w:szCs w:val="20"/>
                     </w:rPr>
                     <w:t xml:space="preserve"> = 6</w:t>
@@ -3127,18 +3128,18 @@
                       <w:rFonts w:ascii="Avenir Next" w:hAnsi="Avenir Next" w:cs="Avenir Next" w:eastAsia="Avenir Next"/>
                       <w:b/>
                       <w:color w:val="003A70"/>
+                      <w:sz w:val="22"/>
+                      <w:szCs w:val="20"/>
+                    </w:rPr>
+                    <w:t xml:space="preserve">b.</w:t>
+                  </w:r>
+                  <w:r>
+                    <w:rPr>
+                      <w:rFonts w:ascii="Avenir Next" w:hAnsi="Avenir Next" w:cs="Avenir Next" w:eastAsia="Avenir Next"/>
+                      <w:color w:val="1A1A1A"/>
                       <w:sz w:val="20"/>
                       <w:szCs w:val="20"/>
                     </w:rPr>
-                    <w:t xml:space="preserve">b.</w:t>
-                  </w:r>
-                  <w:r>
-                    <w:rPr>
-                      <w:rFonts w:ascii="Avenir Next" w:hAnsi="Avenir Next" w:cs="Avenir Next" w:eastAsia="Avenir Next"/>
-                      <w:color w:val="1A1A1A"/>
-                      <w:sz w:val="20"/>
-                      <w:szCs w:val="20"/>
-                    </w:rPr>
                     <w:tab/>
                   </w:r>
                   <w:r>
@@ -3146,7 +3147,7 @@
                       <w:rFonts w:ascii="Avenir Next" w:hAnsi="Avenir Next" w:cs="Avenir Next" w:eastAsia="Avenir Next"/>
                       <w:i/>
                       <w:color w:val="1A1A1A"/>
-                      <w:sz w:val="20"/>
+                      <w:sz w:val="22"/>
                       <w:szCs w:val="20"/>
                     </w:rPr>
                     <w:t xml:space="preserve">k</w:t>
@@ -3155,7 +3156,7 @@
                     <w:rPr>
                       <w:rFonts w:ascii="Avenir Next" w:hAnsi="Avenir Next" w:cs="Avenir Next" w:eastAsia="Avenir Next"/>
                       <w:color w:val="1A1A1A"/>
-                      <w:sz w:val="20"/>
+                      <w:sz w:val="22"/>
                       <w:szCs w:val="20"/>
                     </w:rPr>
                     <w:t xml:space="preserve"> ≤ 10;  </w:t>
@@ -3165,7 +3166,7 @@
                       <w:rFonts w:ascii="Avenir Next" w:hAnsi="Avenir Next" w:cs="Avenir Next" w:eastAsia="Avenir Next"/>
                       <w:i/>
                       <w:color w:val="1A1A1A"/>
-                      <w:sz w:val="20"/>
+                      <w:sz w:val="22"/>
                       <w:szCs w:val="20"/>
                     </w:rPr>
                     <w:t xml:space="preserve">k</w:t>
@@ -3174,7 +3175,7 @@
                     <w:rPr>
                       <w:rFonts w:ascii="Avenir Next" w:hAnsi="Avenir Next" w:cs="Avenir Next" w:eastAsia="Avenir Next"/>
                       <w:color w:val="1A1A1A"/>
-                      <w:sz w:val="20"/>
+                      <w:sz w:val="22"/>
                       <w:szCs w:val="20"/>
                     </w:rPr>
                     <w:t xml:space="preserve"> = 10</w:t>
@@ -3267,18 +3268,18 @@
                 <w:rFonts w:ascii="Avenir Next" w:hAnsi="Avenir Next" w:cs="Avenir Next" w:eastAsia="Avenir Next"/>
                 <w:b/>
                 <w:color w:val="1A1A1A"/>
+                <w:sz w:val="22"/>
+                <w:szCs w:val="20"/>
+              </w:rPr>
+              <w:t xml:space="preserve">2.</w:t>
+            </w:r>
+            <w:r>
+              <w:rPr>
+                <w:rFonts w:ascii="Avenir Next" w:hAnsi="Avenir Next" w:cs="Avenir Next" w:eastAsia="Avenir Next"/>
+                <w:color w:val="1A1A1A"/>
                 <w:sz w:val="20"/>
                 <w:szCs w:val="20"/>
               </w:rPr>
-              <w:t xml:space="preserve">2.</w:t>
-            </w:r>
-            <w:r>
-              <w:rPr>
-                <w:rFonts w:ascii="Avenir Next" w:hAnsi="Avenir Next" w:cs="Avenir Next" w:eastAsia="Avenir Next"/>
-                <w:color w:val="1A1A1A"/>
-                <w:sz w:val="20"/>
-                <w:szCs w:val="20"/>
-              </w:rPr>
               <w:tab/>
             </w:r>
             <w:r>
@@ -3286,7 +3287,7 @@
                 <w:rFonts w:ascii="Avenir Next" w:hAnsi="Avenir Next" w:cs="Avenir Next" w:eastAsia="Avenir Next"/>
                 <w:b/>
                 <w:color w:val="1A1A1A"/>
-                <w:sz w:val="20"/>
+                <w:sz w:val="22"/>
                 <w:szCs w:val="20"/>
               </w:rPr>
               <w:t xml:space="preserve">Concert Volume.  </w:t>
@@ -3295,7 +3296,7 @@
               <w:rPr>
                 <w:rFonts w:ascii="Avenir Next" w:hAnsi="Avenir Next" w:cs="Avenir Next" w:eastAsia="Avenir Next"/>
                 <w:color w:val="1A1A1A"/>
-                <w:sz w:val="20"/>
+                <w:sz w:val="22"/>
                 <w:szCs w:val="20"/>
               </w:rPr>
               <w:t xml:space="preserve">Music is allowed only while the volume stays under 85 decibels. Write an inequality using </w:t>
@@ -3305,7 +3306,7 @@
                 <w:rFonts w:ascii="Avenir Next" w:hAnsi="Avenir Next" w:cs="Avenir Next" w:eastAsia="Avenir Next"/>
                 <w:i/>
                 <w:color w:val="1A1A1A"/>
-                <w:sz w:val="20"/>
+                <w:sz w:val="22"/>
                 <w:szCs w:val="20"/>
               </w:rPr>
               <w:t xml:space="preserve">v</w:t>
@@ -3314,7 +3315,7 @@
               <w:rPr>
                 <w:rFonts w:ascii="Avenir Next" w:hAnsi="Avenir Next" w:cs="Avenir Next" w:eastAsia="Avenir Next"/>
                 <w:color w:val="1A1A1A"/>
-                <w:sz w:val="20"/>
+                <w:sz w:val="22"/>
                 <w:szCs w:val="20"/>
               </w:rPr>
               <w:t xml:space="preserve">. Test 85 and 60.</w:t>
@@ -3391,7 +3392,7 @@
                 <w:rFonts w:ascii="Avenir Next" w:hAnsi="Avenir Next" w:cs="Avenir Next" w:eastAsia="Avenir Next"/>
                 <w:b/>
                 <w:color w:val="1A1A1A"/>
-                <w:sz w:val="18"/>
+                <w:sz w:val="22"/>
                 <w:szCs w:val="18"/>
               </w:rPr>
               <w:t xml:space="preserve">Inequality</w:t>
@@ -3466,25 +3467,25 @@
                 <w:rFonts w:ascii="Avenir Next" w:hAnsi="Avenir Next" w:cs="Avenir Next" w:eastAsia="Avenir Next"/>
                 <w:b/>
                 <w:color w:val="1A1A1A"/>
+                <w:sz w:val="22"/>
+                <w:szCs w:val="20"/>
+              </w:rPr>
+              <w:t xml:space="preserve">3.</w:t>
+            </w:r>
+            <w:r>
+              <w:rPr>
+                <w:rFonts w:ascii="Avenir Next" w:hAnsi="Avenir Next" w:cs="Avenir Next" w:eastAsia="Avenir Next"/>
+                <w:color w:val="1A1A1A"/>
                 <w:sz w:val="20"/>
                 <w:szCs w:val="20"/>
               </w:rPr>
-              <w:t xml:space="preserve">3.</w:t>
-            </w:r>
-            <w:r>
-              <w:rPr>
-                <w:rFonts w:ascii="Avenir Next" w:hAnsi="Avenir Next" w:cs="Avenir Next" w:eastAsia="Avenir Next"/>
-                <w:color w:val="1A1A1A"/>
-                <w:sz w:val="20"/>
-                <w:szCs w:val="20"/>
-              </w:rPr>
               <w:tab/>
             </w:r>
             <w:r>
               <w:rPr>
                 <w:rFonts w:ascii="Avenir Next" w:hAnsi="Avenir Next" w:cs="Avenir Next" w:eastAsia="Avenir Next"/>
                 <w:color w:val="1A1A1A"/>
-                <w:sz w:val="20"/>
+                <w:sz w:val="22"/>
                 <w:szCs w:val="20"/>
               </w:rPr>
               <w:t xml:space="preserve">Which value is </w:t>
@@ -3494,7 +3495,7 @@
                 <w:rFonts w:ascii="Avenir Next" w:hAnsi="Avenir Next" w:cs="Avenir Next" w:eastAsia="Avenir Next"/>
                 <w:b/>
                 <w:color w:val="1A1A1A"/>
-                <w:sz w:val="20"/>
+                <w:sz w:val="22"/>
                 <w:szCs w:val="20"/>
               </w:rPr>
               <w:t xml:space="preserve">not</w:t>
@@ -3503,7 +3504,7 @@
               <w:rPr>
                 <w:rFonts w:ascii="Avenir Next" w:hAnsi="Avenir Next" w:cs="Avenir Next" w:eastAsia="Avenir Next"/>
                 <w:color w:val="1A1A1A"/>
-                <w:sz w:val="20"/>
+                <w:sz w:val="22"/>
                 <w:szCs w:val="20"/>
               </w:rPr>
               <w:t xml:space="preserve"> a solution of </w:t>
@@ -3513,7 +3514,7 @@
                 <w:rFonts w:ascii="Avenir Next" w:hAnsi="Avenir Next" w:cs="Avenir Next" w:eastAsia="Avenir Next"/>
                 <w:i/>
                 <w:color w:val="1A1A1A"/>
-                <w:sz w:val="20"/>
+                <w:sz w:val="22"/>
                 <w:szCs w:val="20"/>
               </w:rPr>
               <w:t xml:space="preserve">t</w:t>
@@ -3522,7 +3523,7 @@
               <w:rPr>
                 <w:rFonts w:ascii="Avenir Next" w:hAnsi="Avenir Next" w:cs="Avenir Next" w:eastAsia="Avenir Next"/>
                 <w:color w:val="1A1A1A"/>
-                <w:sz w:val="20"/>
+                <w:sz w:val="22"/>
                 <w:szCs w:val="20"/>
               </w:rPr>
               <w:t xml:space="preserve"> ≥ −2?</w:t>
@@ -3578,25 +3579,25 @@
                       <w:rFonts w:ascii="Avenir Next" w:hAnsi="Avenir Next" w:cs="Avenir Next" w:eastAsia="Avenir Next"/>
                       <w:b/>
                       <w:color w:val="003A70"/>
+                      <w:sz w:val="22"/>
+                      <w:szCs w:val="19"/>
+                    </w:rPr>
+                    <w:t xml:space="preserve">A</w:t>
+                  </w:r>
+                  <w:r>
+                    <w:rPr>
+                      <w:rFonts w:ascii="Avenir Next" w:hAnsi="Avenir Next" w:cs="Avenir Next" w:eastAsia="Avenir Next"/>
+                      <w:color w:val="1A1A1A"/>
                       <w:sz w:val="19"/>
                       <w:szCs w:val="19"/>
                     </w:rPr>
-                    <w:t xml:space="preserve">A</w:t>
-                  </w:r>
-                  <w:r>
-                    <w:rPr>
-                      <w:rFonts w:ascii="Avenir Next" w:hAnsi="Avenir Next" w:cs="Avenir Next" w:eastAsia="Avenir Next"/>
-                      <w:color w:val="1A1A1A"/>
-                      <w:sz w:val="19"/>
-                      <w:szCs w:val="19"/>
-                    </w:rPr>
                     <w:tab/>
                   </w:r>
                   <w:r>
                     <w:rPr>
                       <w:rFonts w:ascii="Avenir Next" w:hAnsi="Avenir Next" w:cs="Avenir Next" w:eastAsia="Avenir Next"/>
                       <w:color w:val="1A1A1A"/>
-                      <w:sz w:val="19"/>
+                      <w:sz w:val="22"/>
                       <w:szCs w:val="19"/>
                     </w:rPr>
                     <w:t xml:space="preserve">−2</w:t>
@@ -3621,25 +3622,25 @@
                       <w:rFonts w:ascii="Avenir Next" w:hAnsi="Avenir Next" w:cs="Avenir Next" w:eastAsia="Avenir Next"/>
                       <w:b/>
                       <w:color w:val="003A70"/>
+                      <w:sz w:val="22"/>
+                      <w:szCs w:val="19"/>
+                    </w:rPr>
+                    <w:t xml:space="preserve">B</w:t>
+                  </w:r>
+                  <w:r>
+                    <w:rPr>
+                      <w:rFonts w:ascii="Avenir Next" w:hAnsi="Avenir Next" w:cs="Avenir Next" w:eastAsia="Avenir Next"/>
+                      <w:color w:val="1A1A1A"/>
                       <w:sz w:val="19"/>
                       <w:szCs w:val="19"/>
                     </w:rPr>
-                    <w:t xml:space="preserve">B</w:t>
-                  </w:r>
-                  <w:r>
-                    <w:rPr>
-                      <w:rFonts w:ascii="Avenir Next" w:hAnsi="Avenir Next" w:cs="Avenir Next" w:eastAsia="Avenir Next"/>
-                      <w:color w:val="1A1A1A"/>
-                      <w:sz w:val="19"/>
-                      <w:szCs w:val="19"/>
-                    </w:rPr>
                     <w:tab/>
                   </w:r>
                   <w:r>
                     <w:rPr>
                       <w:rFonts w:ascii="Avenir Next" w:hAnsi="Avenir Next" w:cs="Avenir Next" w:eastAsia="Avenir Next"/>
                       <w:color w:val="1A1A1A"/>
-                      <w:sz w:val="19"/>
+                      <w:sz w:val="22"/>
                       <w:szCs w:val="19"/>
                     </w:rPr>
                     <w:t xml:space="preserve">−3</w:t>
@@ -3664,25 +3665,25 @@
                       <w:rFonts w:ascii="Avenir Next" w:hAnsi="Avenir Next" w:cs="Avenir Next" w:eastAsia="Avenir Next"/>
                       <w:b/>
                       <w:color w:val="003A70"/>
+                      <w:sz w:val="22"/>
+                      <w:szCs w:val="19"/>
+                    </w:rPr>
+                    <w:t xml:space="preserve">C</w:t>
+                  </w:r>
+                  <w:r>
+                    <w:rPr>
+                      <w:rFonts w:ascii="Avenir Next" w:hAnsi="Avenir Next" w:cs="Avenir Next" w:eastAsia="Avenir Next"/>
+                      <w:color w:val="1A1A1A"/>
                       <w:sz w:val="19"/>
                       <w:szCs w:val="19"/>
                     </w:rPr>
-                    <w:t xml:space="preserve">C</w:t>
-                  </w:r>
-                  <w:r>
-                    <w:rPr>
-                      <w:rFonts w:ascii="Avenir Next" w:hAnsi="Avenir Next" w:cs="Avenir Next" w:eastAsia="Avenir Next"/>
-                      <w:color w:val="1A1A1A"/>
-                      <w:sz w:val="19"/>
-                      <w:szCs w:val="19"/>
-                    </w:rPr>
                     <w:tab/>
                   </w:r>
                   <w:r>
                     <w:rPr>
                       <w:rFonts w:ascii="Avenir Next" w:hAnsi="Avenir Next" w:cs="Avenir Next" w:eastAsia="Avenir Next"/>
                       <w:color w:val="1A1A1A"/>
-                      <w:sz w:val="19"/>
+                      <w:sz w:val="22"/>
                       <w:szCs w:val="19"/>
                     </w:rPr>
                     <w:t xml:space="preserve">0</w:t>
@@ -3707,25 +3708,25 @@
                       <w:rFonts w:ascii="Avenir Next" w:hAnsi="Avenir Next" w:cs="Avenir Next" w:eastAsia="Avenir Next"/>
                       <w:b/>
                       <w:color w:val="003A70"/>
+                      <w:sz w:val="22"/>
+                      <w:szCs w:val="19"/>
+                    </w:rPr>
+                    <w:t xml:space="preserve">D</w:t>
+                  </w:r>
+                  <w:r>
+                    <w:rPr>
+                      <w:rFonts w:ascii="Avenir Next" w:hAnsi="Avenir Next" w:cs="Avenir Next" w:eastAsia="Avenir Next"/>
+                      <w:color w:val="1A1A1A"/>
                       <w:sz w:val="19"/>
                       <w:szCs w:val="19"/>
                     </w:rPr>
-                    <w:t xml:space="preserve">D</w:t>
-                  </w:r>
-                  <w:r>
-                    <w:rPr>
-                      <w:rFonts w:ascii="Avenir Next" w:hAnsi="Avenir Next" w:cs="Avenir Next" w:eastAsia="Avenir Next"/>
-                      <w:color w:val="1A1A1A"/>
-                      <w:sz w:val="19"/>
-                      <w:szCs w:val="19"/>
-                    </w:rPr>
                     <w:tab/>
                   </w:r>
                   <w:r>
                     <w:rPr>
                       <w:rFonts w:ascii="Avenir Next" w:hAnsi="Avenir Next" w:cs="Avenir Next" w:eastAsia="Avenir Next"/>
                       <w:color w:val="1A1A1A"/>
-                      <w:sz w:val="19"/>
+                      <w:sz w:val="22"/>
                       <w:szCs w:val="19"/>
                     </w:rPr>
                     <w:t xml:space="preserve">4</w:t>
@@ -3775,7 +3776,7 @@
         <w:rPr>
           <w:rFonts w:ascii="Avenir Next" w:hAnsi="Avenir Next" w:cs="Avenir Next" w:eastAsia="Avenir Next"/>
           <w:color w:val="1A1A1A"/>
-          <w:sz w:val="17"/>
+          <w:sz w:val="22"/>
           <w:szCs w:val="17"/>
         </w:rPr>
         <w:t xml:space="preserve">  I got it</w:t>
@@ -3793,7 +3794,7 @@
         <w:rPr>
           <w:rFonts w:ascii="Avenir Next" w:hAnsi="Avenir Next" w:cs="Avenir Next" w:eastAsia="Avenir Next"/>
           <w:color w:val="1A1A1A"/>
-          <w:sz w:val="17"/>
+          <w:sz w:val="22"/>
           <w:szCs w:val="17"/>
         </w:rPr>
         <w:t xml:space="preserve">  Almost</w:t>
@@ -3811,7 +3812,7 @@
         <w:rPr>
           <w:rFonts w:ascii="Avenir Next" w:hAnsi="Avenir Next" w:cs="Avenir Next" w:eastAsia="Avenir Next"/>
           <w:color w:val="1A1A1A"/>
-          <w:sz w:val="17"/>
+          <w:sz w:val="22"/>
           <w:szCs w:val="17"/>
         </w:rPr>
         <w:t xml:space="preserve">  I need help</w:t>
@@ -3905,7 +3906,106 @@
               <w:sz w:val="15"/>
               <w:szCs w:val="15"/>
             </w:rPr>
-            <w:t xml:space="preserve">Lesson 8-5  ·  Exit Tickets  ·  two per page</w:t>
+            <w:t xml:space="preserve">8-5 · Page </w:t>
+          </w:r>
+          <w:r>
+            <w:rPr>
+              <w:rFonts w:ascii="Avenir Next" w:hAnsi="Avenir Next" w:cs="Avenir Next" w:eastAsia="Avenir Next"/>
+              <w:color w:val="5A5F66"/>
+              <w:sz w:val="15"/>
+              <w:szCs w:val="15"/>
+            </w:rPr>
+            <w:fldChar w:fldCharType="begin"/>
+          </w:r>
+          <w:r>
+            <w:rPr>
+              <w:rFonts w:ascii="Avenir Next" w:hAnsi="Avenir Next" w:cs="Avenir Next" w:eastAsia="Avenir Next"/>
+              <w:color w:val="5A5F66"/>
+              <w:sz w:val="15"/>
+              <w:szCs w:val="15"/>
+            </w:rPr>
+            <w:instrText xml:space="preserve"> PAGE </w:instrText>
+          </w:r>
+          <w:r>
+            <w:rPr>
+              <w:rFonts w:ascii="Avenir Next" w:hAnsi="Avenir Next" w:cs="Avenir Next" w:eastAsia="Avenir Next"/>
+              <w:color w:val="5A5F66"/>
+              <w:sz w:val="15"/>
+              <w:szCs w:val="15"/>
+            </w:rPr>
+            <w:fldChar w:fldCharType="separate"/>
+          </w:r>
+          <w:r>
+            <w:rPr>
+              <w:rFonts w:ascii="Avenir Next" w:hAnsi="Avenir Next" w:cs="Avenir Next" w:eastAsia="Avenir Next"/>
+              <w:color w:val="5A5F66"/>
+              <w:sz w:val="15"/>
+              <w:szCs w:val="15"/>
+            </w:rPr>
+            <w:t xml:space="preserve">1</w:t>
+          </w:r>
+          <w:r>
+            <w:rPr>
+              <w:rFonts w:ascii="Avenir Next" w:hAnsi="Avenir Next" w:cs="Avenir Next" w:eastAsia="Avenir Next"/>
+              <w:color w:val="5A5F66"/>
+              <w:sz w:val="15"/>
+              <w:szCs w:val="15"/>
+            </w:rPr>
+            <w:fldChar w:fldCharType="end"/>
+          </w:r>
+          <w:r>
+            <w:rPr>
+              <w:rFonts w:ascii="Avenir Next" w:hAnsi="Avenir Next" w:cs="Avenir Next" w:eastAsia="Avenir Next"/>
+              <w:color w:val="5A5F66"/>
+              <w:sz w:val="15"/>
+              <w:szCs w:val="15"/>
+            </w:rPr>
+            <w:t xml:space="preserve"> of </w:t>
+          </w:r>
+          <w:r>
+            <w:rPr>
+              <w:rFonts w:ascii="Avenir Next" w:hAnsi="Avenir Next" w:cs="Avenir Next" w:eastAsia="Avenir Next"/>
+              <w:color w:val="5A5F66"/>
+              <w:sz w:val="15"/>
+              <w:szCs w:val="15"/>
+            </w:rPr>
+            <w:fldChar w:fldCharType="begin"/>
+          </w:r>
+          <w:r>
+            <w:rPr>
+              <w:rFonts w:ascii="Avenir Next" w:hAnsi="Avenir Next" w:cs="Avenir Next" w:eastAsia="Avenir Next"/>
+              <w:color w:val="5A5F66"/>
+              <w:sz w:val="15"/>
+              <w:szCs w:val="15"/>
+            </w:rPr>
+            <w:instrText xml:space="preserve"> NUMPAGES </w:instrText>
+          </w:r>
+          <w:r>
+            <w:rPr>
+              <w:rFonts w:ascii="Avenir Next" w:hAnsi="Avenir Next" w:cs="Avenir Next" w:eastAsia="Avenir Next"/>
+              <w:color w:val="5A5F66"/>
+              <w:sz w:val="15"/>
+              <w:szCs w:val="15"/>
+            </w:rPr>
+            <w:fldChar w:fldCharType="separate"/>
+          </w:r>
+          <w:r>
+            <w:rPr>
+              <w:rFonts w:ascii="Avenir Next" w:hAnsi="Avenir Next" w:cs="Avenir Next" w:eastAsia="Avenir Next"/>
+              <w:color w:val="5A5F66"/>
+              <w:sz w:val="15"/>
+              <w:szCs w:val="15"/>
+            </w:rPr>
+            <w:t xml:space="preserve">1</w:t>
+          </w:r>
+          <w:r>
+            <w:rPr>
+              <w:rFonts w:ascii="Avenir Next" w:hAnsi="Avenir Next" w:cs="Avenir Next" w:eastAsia="Avenir Next"/>
+              <w:color w:val="5A5F66"/>
+              <w:sz w:val="15"/>
+              <w:szCs w:val="15"/>
+            </w:rPr>
+            <w:fldChar w:fldCharType="end"/>
           </w:r>
         </w:p>
       </w:tc>
@@ -3948,5 +4048,23 @@
       </w:tblCellMar>
     </w:tblPr>
   </w:style>
+  <w:style w:type="paragraph" w:styleId="Heading1">
+    <w:name w:val="heading 1"/>
+    <w:basedOn w:val="Normal"/>
+    <w:pPr>
+      <w:outlineLvl w:val="0"/>
+      <w:keepNext w:val="0"/>
+      <w:keepLines w:val="0"/>
+    </w:pPr>
+  </w:style>
+  <w:style w:type="paragraph" w:styleId="Heading2">
+    <w:name w:val="heading 2"/>
+    <w:basedOn w:val="Normal"/>
+    <w:pPr>
+      <w:outlineLvl w:val="1"/>
+      <w:keepNext w:val="0"/>
+      <w:keepLines w:val="0"/>
+    </w:pPr>
+  </w:style>
 </w:styles>
 </file>